--- a/docs/api_endpoints.docx
+++ b/docs/api_endpoints.docx
@@ -4633,7 +4633,4968 @@
           <w:color w:val="1F3564"/>
           <w:sz w:val="32"/>
         </w:rPr>
-        <w:t>3. Планируемые эндпоинты (в разработке)</w:t>
+        <w:t>3. Магазины  (/api/shops)</w:t>
+      </w:r>
+    </w:p>
+    <w:p>
+      <w:r>
+        <w:t>Credentials (API-ключи) шифруются AES-256-GCM перед записью в БД и никогда не возвращаются в ответах API. Поддерживаемые маркетплейсы: wb (Wildberries), ozon (Ozon).</w:t>
+      </w:r>
+    </w:p>
+    <w:p/>
+    <w:p>
+      <w:pPr>
+        <w:spacing w:before="200"/>
+      </w:pPr>
+      <w:r>
+        <w:rPr>
+          <w:b/>
+          <w:color w:val="007B00"/>
+          <w:sz w:val="24"/>
+        </w:rPr>
+        <w:t xml:space="preserve">GET  </w:t>
+      </w:r>
+      <w:r>
+        <w:rPr>
+          <w:rFonts w:ascii="Courier New" w:hAnsi="Courier New"/>
+          <w:b/>
+          <w:sz w:val="24"/>
+        </w:rPr>
+        <w:t>/api/shops</w:t>
+      </w:r>
+    </w:p>
+    <w:p>
+      <w:r>
+        <w:rPr>
+          <w:i/>
+          <w:sz w:val="20"/>
+        </w:rPr>
+        <w:t>Список магазинов текущего пользователя</w:t>
+      </w:r>
+    </w:p>
+    <w:tbl>
+      <w:tblPr>
+        <w:tblStyle w:val="TableGrid"/>
+        <w:tblW w:type="auto" w:w="0"/>
+        <w:tblLook w:firstColumn="1" w:firstRow="1" w:lastColumn="0" w:lastRow="0" w:noHBand="0" w:noVBand="1" w:val="04A0"/>
+      </w:tblPr>
+      <w:tblGrid>
+        <w:gridCol w:w="2835"/>
+        <w:gridCol w:w="6236"/>
+      </w:tblGrid>
+      <w:tr>
+        <w:tc>
+          <w:tcPr>
+            <w:tcW w:type="dxa" w:w="2835"/>
+            <w:shd w:val="clear" w:color="auto" w:fill="F3F4F6"/>
+          </w:tcPr>
+          <w:p>
+            <w:r>
+              <w:rPr>
+                <w:b/>
+                <w:sz w:val="18"/>
+              </w:rPr>
+              <w:t>Авторизация</w:t>
+            </w:r>
+          </w:p>
+        </w:tc>
+        <w:tc>
+          <w:tcPr>
+            <w:tcW w:type="dxa" w:w="6236"/>
+          </w:tcPr>
+          <w:p>
+            <w:r>
+              <w:rPr>
+                <w:rFonts w:ascii="Courier New" w:hAnsi="Courier New"/>
+                <w:b w:val="0"/>
+                <w:sz w:val="18"/>
+              </w:rPr>
+              <w:t>Требуется (cookie сессии)</w:t>
+            </w:r>
+          </w:p>
+        </w:tc>
+      </w:tr>
+      <w:tr>
+        <w:tc>
+          <w:tcPr>
+            <w:tcW w:type="dxa" w:w="2835"/>
+            <w:shd w:val="clear" w:color="auto" w:fill="F3F4F6"/>
+          </w:tcPr>
+          <w:p>
+            <w:r>
+              <w:rPr>
+                <w:b/>
+                <w:sz w:val="18"/>
+              </w:rPr>
+              <w:t>CSRF-защита</w:t>
+            </w:r>
+          </w:p>
+        </w:tc>
+        <w:tc>
+          <w:tcPr>
+            <w:tcW w:type="dxa" w:w="6236"/>
+          </w:tcPr>
+          <w:p>
+            <w:r>
+              <w:rPr>
+                <w:rFonts w:ascii="Courier New" w:hAnsi="Courier New"/>
+                <w:b w:val="0"/>
+                <w:sz w:val="18"/>
+              </w:rPr>
+              <w:t>Нет</w:t>
+            </w:r>
+          </w:p>
+        </w:tc>
+      </w:tr>
+    </w:tbl>
+    <w:p/>
+    <w:p>
+      <w:r>
+        <w:rPr>
+          <w:sz w:val="18"/>
+        </w:rPr>
+        <w:t>Возвращает все магазины, принадлежащие авторизованному пользователю, в порядке создания.</w:t>
+      </w:r>
+    </w:p>
+    <w:p/>
+    <w:tbl>
+      <w:tblPr>
+        <w:tblStyle w:val="TableGrid"/>
+        <w:tblW w:type="auto" w:w="0"/>
+        <w:tblLook w:firstColumn="1" w:firstRow="1" w:lastColumn="0" w:lastRow="0" w:noHBand="0" w:noVBand="1" w:val="04A0"/>
+      </w:tblPr>
+      <w:tblGrid>
+        <w:gridCol w:w="9355"/>
+      </w:tblGrid>
+      <w:tr>
+        <w:tc>
+          <w:tcPr>
+            <w:tcW w:type="dxa" w:w="9355"/>
+            <w:shd w:val="clear" w:color="auto" w:fill="E8EDF5"/>
+          </w:tcPr>
+          <w:p>
+            <w:r>
+              <w:rPr>
+                <w:b/>
+                <w:color w:val="1F3564"/>
+                <w:sz w:val="18"/>
+              </w:rPr>
+              <w:t>Тело ответа (application/json)</w:t>
+            </w:r>
+          </w:p>
+        </w:tc>
+      </w:tr>
+    </w:tbl>
+    <w:p/>
+    <w:tbl>
+      <w:tblPr>
+        <w:tblStyle w:val="TableGrid"/>
+        <w:tblW w:type="auto" w:w="0"/>
+        <w:tblLook w:firstColumn="1" w:firstRow="1" w:lastColumn="0" w:lastRow="0" w:noHBand="0" w:noVBand="1" w:val="04A0"/>
+      </w:tblPr>
+      <w:tblGrid>
+        <w:gridCol w:w="3118"/>
+        <w:gridCol w:w="3118"/>
+        <w:gridCol w:w="3118"/>
+      </w:tblGrid>
+      <w:tr>
+        <w:tc>
+          <w:tcPr>
+            <w:tcW w:type="dxa" w:w="3118"/>
+            <w:shd w:val="clear" w:color="auto" w:fill="D9E2F3"/>
+          </w:tcPr>
+          <w:p>
+            <w:r>
+              <w:rPr>
+                <w:b/>
+                <w:sz w:val="18"/>
+              </w:rPr>
+              <w:t>Поле</w:t>
+            </w:r>
+          </w:p>
+        </w:tc>
+        <w:tc>
+          <w:tcPr>
+            <w:tcW w:type="dxa" w:w="3118"/>
+            <w:shd w:val="clear" w:color="auto" w:fill="D9E2F3"/>
+          </w:tcPr>
+          <w:p>
+            <w:r>
+              <w:rPr>
+                <w:b/>
+                <w:sz w:val="18"/>
+              </w:rPr>
+              <w:t>Тип</w:t>
+            </w:r>
+          </w:p>
+        </w:tc>
+        <w:tc>
+          <w:tcPr>
+            <w:tcW w:type="dxa" w:w="3118"/>
+            <w:shd w:val="clear" w:color="auto" w:fill="D9E2F3"/>
+          </w:tcPr>
+          <w:p>
+            <w:r>
+              <w:rPr>
+                <w:b/>
+                <w:sz w:val="18"/>
+              </w:rPr>
+              <w:t>Описание</w:t>
+            </w:r>
+          </w:p>
+        </w:tc>
+      </w:tr>
+      <w:tr>
+        <w:tc>
+          <w:tcPr>
+            <w:tcW w:type="dxa" w:w="3118"/>
+          </w:tcPr>
+          <w:p>
+            <w:r>
+              <w:rPr>
+                <w:rFonts w:ascii="Courier New" w:hAnsi="Courier New"/>
+                <w:b/>
+                <w:sz w:val="18"/>
+              </w:rPr>
+              <w:t>[]</w:t>
+            </w:r>
+          </w:p>
+        </w:tc>
+        <w:tc>
+          <w:tcPr>
+            <w:tcW w:type="dxa" w:w="3118"/>
+          </w:tcPr>
+          <w:p>
+            <w:r>
+              <w:rPr>
+                <w:rFonts w:ascii="Courier New" w:hAnsi="Courier New"/>
+                <w:b w:val="0"/>
+                <w:sz w:val="18"/>
+              </w:rPr>
+              <w:t>array</w:t>
+            </w:r>
+          </w:p>
+        </w:tc>
+        <w:tc>
+          <w:tcPr>
+            <w:tcW w:type="dxa" w:w="3118"/>
+          </w:tcPr>
+          <w:p>
+            <w:r>
+              <w:rPr>
+                <w:sz w:val="18"/>
+              </w:rPr>
+              <w:t>Массив объектов shopResponse</w:t>
+            </w:r>
+          </w:p>
+        </w:tc>
+      </w:tr>
+      <w:tr>
+        <w:tc>
+          <w:tcPr>
+            <w:tcW w:type="dxa" w:w="3118"/>
+          </w:tcPr>
+          <w:p>
+            <w:r>
+              <w:rPr>
+                <w:rFonts w:ascii="Courier New" w:hAnsi="Courier New"/>
+                <w:b/>
+                <w:sz w:val="18"/>
+              </w:rPr>
+              <w:t>[].id</w:t>
+            </w:r>
+          </w:p>
+        </w:tc>
+        <w:tc>
+          <w:tcPr>
+            <w:tcW w:type="dxa" w:w="3118"/>
+          </w:tcPr>
+          <w:p>
+            <w:r>
+              <w:rPr>
+                <w:rFonts w:ascii="Courier New" w:hAnsi="Courier New"/>
+                <w:b w:val="0"/>
+                <w:sz w:val="18"/>
+              </w:rPr>
+              <w:t>string (UUID)</w:t>
+            </w:r>
+          </w:p>
+        </w:tc>
+        <w:tc>
+          <w:tcPr>
+            <w:tcW w:type="dxa" w:w="3118"/>
+          </w:tcPr>
+          <w:p>
+            <w:r>
+              <w:rPr>
+                <w:sz w:val="18"/>
+              </w:rPr>
+              <w:t>Идентификатор магазина</w:t>
+            </w:r>
+          </w:p>
+        </w:tc>
+      </w:tr>
+      <w:tr>
+        <w:tc>
+          <w:tcPr>
+            <w:tcW w:type="dxa" w:w="3118"/>
+          </w:tcPr>
+          <w:p>
+            <w:r>
+              <w:rPr>
+                <w:rFonts w:ascii="Courier New" w:hAnsi="Courier New"/>
+                <w:b/>
+                <w:sz w:val="18"/>
+              </w:rPr>
+              <w:t>[].marketplace</w:t>
+            </w:r>
+          </w:p>
+        </w:tc>
+        <w:tc>
+          <w:tcPr>
+            <w:tcW w:type="dxa" w:w="3118"/>
+          </w:tcPr>
+          <w:p>
+            <w:r>
+              <w:rPr>
+                <w:rFonts w:ascii="Courier New" w:hAnsi="Courier New"/>
+                <w:b w:val="0"/>
+                <w:sz w:val="18"/>
+              </w:rPr>
+              <w:t>string (enum)</w:t>
+            </w:r>
+          </w:p>
+        </w:tc>
+        <w:tc>
+          <w:tcPr>
+            <w:tcW w:type="dxa" w:w="3118"/>
+          </w:tcPr>
+          <w:p>
+            <w:r>
+              <w:rPr>
+                <w:sz w:val="18"/>
+              </w:rPr>
+              <w:t>Маркетплейс: wb | ozon</w:t>
+            </w:r>
+          </w:p>
+        </w:tc>
+      </w:tr>
+      <w:tr>
+        <w:tc>
+          <w:tcPr>
+            <w:tcW w:type="dxa" w:w="3118"/>
+          </w:tcPr>
+          <w:p>
+            <w:r>
+              <w:rPr>
+                <w:rFonts w:ascii="Courier New" w:hAnsi="Courier New"/>
+                <w:b/>
+                <w:sz w:val="18"/>
+              </w:rPr>
+              <w:t>[].name</w:t>
+            </w:r>
+          </w:p>
+        </w:tc>
+        <w:tc>
+          <w:tcPr>
+            <w:tcW w:type="dxa" w:w="3118"/>
+          </w:tcPr>
+          <w:p>
+            <w:r>
+              <w:rPr>
+                <w:rFonts w:ascii="Courier New" w:hAnsi="Courier New"/>
+                <w:b w:val="0"/>
+                <w:sz w:val="18"/>
+              </w:rPr>
+              <w:t>string</w:t>
+            </w:r>
+          </w:p>
+        </w:tc>
+        <w:tc>
+          <w:tcPr>
+            <w:tcW w:type="dxa" w:w="3118"/>
+          </w:tcPr>
+          <w:p>
+            <w:r>
+              <w:rPr>
+                <w:sz w:val="18"/>
+              </w:rPr>
+              <w:t>Название магазина</w:t>
+            </w:r>
+          </w:p>
+        </w:tc>
+      </w:tr>
+      <w:tr>
+        <w:tc>
+          <w:tcPr>
+            <w:tcW w:type="dxa" w:w="3118"/>
+          </w:tcPr>
+          <w:p>
+            <w:r>
+              <w:rPr>
+                <w:rFonts w:ascii="Courier New" w:hAnsi="Courier New"/>
+                <w:b/>
+                <w:sz w:val="18"/>
+              </w:rPr>
+              <w:t>[].status</w:t>
+            </w:r>
+          </w:p>
+        </w:tc>
+        <w:tc>
+          <w:tcPr>
+            <w:tcW w:type="dxa" w:w="3118"/>
+          </w:tcPr>
+          <w:p>
+            <w:r>
+              <w:rPr>
+                <w:rFonts w:ascii="Courier New" w:hAnsi="Courier New"/>
+                <w:b w:val="0"/>
+                <w:sz w:val="18"/>
+              </w:rPr>
+              <w:t>string (enum)</w:t>
+            </w:r>
+          </w:p>
+        </w:tc>
+        <w:tc>
+          <w:tcPr>
+            <w:tcW w:type="dxa" w:w="3118"/>
+          </w:tcPr>
+          <w:p>
+            <w:r>
+              <w:rPr>
+                <w:sz w:val="18"/>
+              </w:rPr>
+              <w:t>Статус: draft | active | error | disabled</w:t>
+            </w:r>
+          </w:p>
+        </w:tc>
+      </w:tr>
+      <w:tr>
+        <w:tc>
+          <w:tcPr>
+            <w:tcW w:type="dxa" w:w="3118"/>
+          </w:tcPr>
+          <w:p>
+            <w:r>
+              <w:rPr>
+                <w:rFonts w:ascii="Courier New" w:hAnsi="Courier New"/>
+                <w:b/>
+                <w:sz w:val="18"/>
+              </w:rPr>
+              <w:t>[].autoUpdateEnabled</w:t>
+            </w:r>
+          </w:p>
+        </w:tc>
+        <w:tc>
+          <w:tcPr>
+            <w:tcW w:type="dxa" w:w="3118"/>
+          </w:tcPr>
+          <w:p>
+            <w:r>
+              <w:rPr>
+                <w:rFonts w:ascii="Courier New" w:hAnsi="Courier New"/>
+                <w:b w:val="0"/>
+                <w:sz w:val="18"/>
+              </w:rPr>
+              <w:t>bool</w:t>
+            </w:r>
+          </w:p>
+        </w:tc>
+        <w:tc>
+          <w:tcPr>
+            <w:tcW w:type="dxa" w:w="3118"/>
+          </w:tcPr>
+          <w:p>
+            <w:r>
+              <w:rPr>
+                <w:sz w:val="18"/>
+              </w:rPr>
+              <w:t>Автоматическое обновление цен включено</w:t>
+            </w:r>
+          </w:p>
+        </w:tc>
+      </w:tr>
+      <w:tr>
+        <w:tc>
+          <w:tcPr>
+            <w:tcW w:type="dxa" w:w="3118"/>
+          </w:tcPr>
+          <w:p>
+            <w:r>
+              <w:rPr>
+                <w:rFonts w:ascii="Courier New" w:hAnsi="Courier New"/>
+                <w:b/>
+                <w:sz w:val="18"/>
+              </w:rPr>
+              <w:t>[].scheduleCron</w:t>
+            </w:r>
+          </w:p>
+        </w:tc>
+        <w:tc>
+          <w:tcPr>
+            <w:tcW w:type="dxa" w:w="3118"/>
+          </w:tcPr>
+          <w:p>
+            <w:r>
+              <w:rPr>
+                <w:rFonts w:ascii="Courier New" w:hAnsi="Courier New"/>
+                <w:b w:val="0"/>
+                <w:sz w:val="18"/>
+              </w:rPr>
+              <w:t>string</w:t>
+            </w:r>
+          </w:p>
+        </w:tc>
+        <w:tc>
+          <w:tcPr>
+            <w:tcW w:type="dxa" w:w="3118"/>
+          </w:tcPr>
+          <w:p>
+            <w:r>
+              <w:rPr>
+                <w:sz w:val="18"/>
+              </w:rPr>
+              <w:t>Cron-расписание пересчёта</w:t>
+            </w:r>
+          </w:p>
+        </w:tc>
+      </w:tr>
+      <w:tr>
+        <w:tc>
+          <w:tcPr>
+            <w:tcW w:type="dxa" w:w="3118"/>
+          </w:tcPr>
+          <w:p>
+            <w:r>
+              <w:rPr>
+                <w:rFonts w:ascii="Courier New" w:hAnsi="Courier New"/>
+                <w:b/>
+                <w:sz w:val="18"/>
+              </w:rPr>
+              <w:t>[].lastCheckedAt</w:t>
+            </w:r>
+          </w:p>
+        </w:tc>
+        <w:tc>
+          <w:tcPr>
+            <w:tcW w:type="dxa" w:w="3118"/>
+          </w:tcPr>
+          <w:p>
+            <w:r>
+              <w:rPr>
+                <w:rFonts w:ascii="Courier New" w:hAnsi="Courier New"/>
+                <w:b w:val="0"/>
+                <w:sz w:val="18"/>
+              </w:rPr>
+              <w:t>string|null</w:t>
+            </w:r>
+          </w:p>
+        </w:tc>
+        <w:tc>
+          <w:tcPr>
+            <w:tcW w:type="dxa" w:w="3118"/>
+          </w:tcPr>
+          <w:p>
+            <w:r>
+              <w:rPr>
+                <w:sz w:val="18"/>
+              </w:rPr>
+              <w:t>Время последней проверки подключения (UTC)</w:t>
+            </w:r>
+          </w:p>
+        </w:tc>
+      </w:tr>
+      <w:tr>
+        <w:tc>
+          <w:tcPr>
+            <w:tcW w:type="dxa" w:w="3118"/>
+          </w:tcPr>
+          <w:p>
+            <w:r>
+              <w:rPr>
+                <w:rFonts w:ascii="Courier New" w:hAnsi="Courier New"/>
+                <w:b/>
+                <w:sz w:val="18"/>
+              </w:rPr>
+              <w:t>[].createdAt</w:t>
+            </w:r>
+          </w:p>
+        </w:tc>
+        <w:tc>
+          <w:tcPr>
+            <w:tcW w:type="dxa" w:w="3118"/>
+          </w:tcPr>
+          <w:p>
+            <w:r>
+              <w:rPr>
+                <w:rFonts w:ascii="Courier New" w:hAnsi="Courier New"/>
+                <w:b w:val="0"/>
+                <w:sz w:val="18"/>
+              </w:rPr>
+              <w:t>string (RFC 3339)</w:t>
+            </w:r>
+          </w:p>
+        </w:tc>
+        <w:tc>
+          <w:tcPr>
+            <w:tcW w:type="dxa" w:w="3118"/>
+          </w:tcPr>
+          <w:p>
+            <w:r>
+              <w:rPr>
+                <w:sz w:val="18"/>
+              </w:rPr>
+              <w:t>Дата создания (UTC)</w:t>
+            </w:r>
+          </w:p>
+        </w:tc>
+      </w:tr>
+    </w:tbl>
+    <w:p/>
+    <w:tbl>
+      <w:tblPr>
+        <w:tblStyle w:val="TableGrid"/>
+        <w:tblW w:type="auto" w:w="0"/>
+        <w:tblLook w:firstColumn="1" w:firstRow="1" w:lastColumn="0" w:lastRow="0" w:noHBand="0" w:noVBand="1" w:val="04A0"/>
+      </w:tblPr>
+      <w:tblGrid>
+        <w:gridCol w:w="9355"/>
+      </w:tblGrid>
+      <w:tr>
+        <w:tc>
+          <w:tcPr>
+            <w:tcW w:type="dxa" w:w="9355"/>
+            <w:shd w:val="clear" w:color="auto" w:fill="E8EDF5"/>
+          </w:tcPr>
+          <w:p>
+            <w:r>
+              <w:rPr>
+                <w:b/>
+                <w:color w:val="1F3564"/>
+                <w:sz w:val="18"/>
+              </w:rPr>
+              <w:t>Коды ошибок</w:t>
+            </w:r>
+          </w:p>
+        </w:tc>
+      </w:tr>
+    </w:tbl>
+    <w:p/>
+    <w:tbl>
+      <w:tblPr>
+        <w:tblStyle w:val="TableGrid"/>
+        <w:tblW w:type="auto" w:w="0"/>
+        <w:tblLook w:firstColumn="1" w:firstRow="1" w:lastColumn="0" w:lastRow="0" w:noHBand="0" w:noVBand="1" w:val="04A0"/>
+      </w:tblPr>
+      <w:tblGrid>
+        <w:gridCol w:w="3118"/>
+        <w:gridCol w:w="3118"/>
+        <w:gridCol w:w="3118"/>
+      </w:tblGrid>
+      <w:tr>
+        <w:tc>
+          <w:tcPr>
+            <w:tcW w:type="dxa" w:w="3118"/>
+            <w:shd w:val="clear" w:color="auto" w:fill="D9E2F3"/>
+          </w:tcPr>
+          <w:p>
+            <w:r>
+              <w:rPr>
+                <w:b/>
+                <w:sz w:val="18"/>
+              </w:rPr>
+              <w:t>HTTP</w:t>
+            </w:r>
+          </w:p>
+        </w:tc>
+        <w:tc>
+          <w:tcPr>
+            <w:tcW w:type="dxa" w:w="3118"/>
+            <w:shd w:val="clear" w:color="auto" w:fill="D9E2F3"/>
+          </w:tcPr>
+          <w:p>
+            <w:r>
+              <w:rPr>
+                <w:b/>
+                <w:sz w:val="18"/>
+              </w:rPr>
+              <w:t>code</w:t>
+            </w:r>
+          </w:p>
+        </w:tc>
+        <w:tc>
+          <w:tcPr>
+            <w:tcW w:type="dxa" w:w="3118"/>
+            <w:shd w:val="clear" w:color="auto" w:fill="D9E2F3"/>
+          </w:tcPr>
+          <w:p>
+            <w:r>
+              <w:rPr>
+                <w:b/>
+                <w:sz w:val="18"/>
+              </w:rPr>
+              <w:t>Описание</w:t>
+            </w:r>
+          </w:p>
+        </w:tc>
+      </w:tr>
+      <w:tr>
+        <w:tc>
+          <w:tcPr>
+            <w:tcW w:type="dxa" w:w="3118"/>
+          </w:tcPr>
+          <w:p>
+            <w:r>
+              <w:rPr>
+                <w:rFonts w:ascii="Courier New" w:hAnsi="Courier New"/>
+                <w:b w:val="0"/>
+                <w:sz w:val="18"/>
+              </w:rPr>
+              <w:t>401</w:t>
+            </w:r>
+          </w:p>
+        </w:tc>
+        <w:tc>
+          <w:tcPr>
+            <w:tcW w:type="dxa" w:w="3118"/>
+          </w:tcPr>
+          <w:p>
+            <w:r>
+              <w:rPr>
+                <w:rFonts w:ascii="Courier New" w:hAnsi="Courier New"/>
+                <w:b/>
+                <w:sz w:val="18"/>
+              </w:rPr>
+              <w:t>unauthorized</w:t>
+            </w:r>
+          </w:p>
+        </w:tc>
+        <w:tc>
+          <w:tcPr>
+            <w:tcW w:type="dxa" w:w="3118"/>
+          </w:tcPr>
+          <w:p>
+            <w:r>
+              <w:rPr>
+                <w:sz w:val="18"/>
+              </w:rPr>
+              <w:t>Сессия отсутствует или истекла</w:t>
+            </w:r>
+          </w:p>
+        </w:tc>
+      </w:tr>
+    </w:tbl>
+    <w:p/>
+    <w:p>
+      <w:r>
+        <w:rPr>
+          <w:sz w:val="14"/>
+        </w:rPr>
+        <w:t>──────────────────────────────────────────────────────────────────────────────────────────</w:t>
+      </w:r>
+    </w:p>
+    <w:p>
+      <w:pPr>
+        <w:spacing w:before="200"/>
+      </w:pPr>
+      <w:r>
+        <w:rPr>
+          <w:b/>
+          <w:color w:val="007B00"/>
+          <w:sz w:val="24"/>
+        </w:rPr>
+        <w:t xml:space="preserve">GET  </w:t>
+      </w:r>
+      <w:r>
+        <w:rPr>
+          <w:rFonts w:ascii="Courier New" w:hAnsi="Courier New"/>
+          <w:b/>
+          <w:sz w:val="24"/>
+        </w:rPr>
+        <w:t>/api/shops/:id</w:t>
+      </w:r>
+    </w:p>
+    <w:p>
+      <w:r>
+        <w:rPr>
+          <w:i/>
+          <w:sz w:val="20"/>
+        </w:rPr>
+        <w:t>Получение одного магазина</w:t>
+      </w:r>
+    </w:p>
+    <w:tbl>
+      <w:tblPr>
+        <w:tblStyle w:val="TableGrid"/>
+        <w:tblW w:type="auto" w:w="0"/>
+        <w:tblLook w:firstColumn="1" w:firstRow="1" w:lastColumn="0" w:lastRow="0" w:noHBand="0" w:noVBand="1" w:val="04A0"/>
+      </w:tblPr>
+      <w:tblGrid>
+        <w:gridCol w:w="2835"/>
+        <w:gridCol w:w="6236"/>
+      </w:tblGrid>
+      <w:tr>
+        <w:tc>
+          <w:tcPr>
+            <w:tcW w:type="dxa" w:w="2835"/>
+            <w:shd w:val="clear" w:color="auto" w:fill="F3F4F6"/>
+          </w:tcPr>
+          <w:p>
+            <w:r>
+              <w:rPr>
+                <w:b/>
+                <w:sz w:val="18"/>
+              </w:rPr>
+              <w:t>Авторизация</w:t>
+            </w:r>
+          </w:p>
+        </w:tc>
+        <w:tc>
+          <w:tcPr>
+            <w:tcW w:type="dxa" w:w="6236"/>
+          </w:tcPr>
+          <w:p>
+            <w:r>
+              <w:rPr>
+                <w:rFonts w:ascii="Courier New" w:hAnsi="Courier New"/>
+                <w:b w:val="0"/>
+                <w:sz w:val="18"/>
+              </w:rPr>
+              <w:t>Требуется (cookie сессии)</w:t>
+            </w:r>
+          </w:p>
+        </w:tc>
+      </w:tr>
+      <w:tr>
+        <w:tc>
+          <w:tcPr>
+            <w:tcW w:type="dxa" w:w="2835"/>
+            <w:shd w:val="clear" w:color="auto" w:fill="F3F4F6"/>
+          </w:tcPr>
+          <w:p>
+            <w:r>
+              <w:rPr>
+                <w:b/>
+                <w:sz w:val="18"/>
+              </w:rPr>
+              <w:t>CSRF-защита</w:t>
+            </w:r>
+          </w:p>
+        </w:tc>
+        <w:tc>
+          <w:tcPr>
+            <w:tcW w:type="dxa" w:w="6236"/>
+          </w:tcPr>
+          <w:p>
+            <w:r>
+              <w:rPr>
+                <w:rFonts w:ascii="Courier New" w:hAnsi="Courier New"/>
+                <w:b w:val="0"/>
+                <w:sz w:val="18"/>
+              </w:rPr>
+              <w:t>Нет</w:t>
+            </w:r>
+          </w:p>
+        </w:tc>
+      </w:tr>
+    </w:tbl>
+    <w:p/>
+    <w:p>
+      <w:r>
+        <w:rPr>
+          <w:sz w:val="18"/>
+        </w:rPr>
+        <w:t>Возвращает магазин по UUID. Доступен только владельцу.</w:t>
+      </w:r>
+    </w:p>
+    <w:p/>
+    <w:tbl>
+      <w:tblPr>
+        <w:tblStyle w:val="TableGrid"/>
+        <w:tblW w:type="auto" w:w="0"/>
+        <w:tblLook w:firstColumn="1" w:firstRow="1" w:lastColumn="0" w:lastRow="0" w:noHBand="0" w:noVBand="1" w:val="04A0"/>
+      </w:tblPr>
+      <w:tblGrid>
+        <w:gridCol w:w="9355"/>
+      </w:tblGrid>
+      <w:tr>
+        <w:tc>
+          <w:tcPr>
+            <w:tcW w:type="dxa" w:w="9355"/>
+            <w:shd w:val="clear" w:color="auto" w:fill="E8EDF5"/>
+          </w:tcPr>
+          <w:p>
+            <w:r>
+              <w:rPr>
+                <w:b/>
+                <w:color w:val="1F3564"/>
+                <w:sz w:val="18"/>
+              </w:rPr>
+              <w:t>Тело запроса (application/json)</w:t>
+            </w:r>
+          </w:p>
+        </w:tc>
+      </w:tr>
+    </w:tbl>
+    <w:p/>
+    <w:tbl>
+      <w:tblPr>
+        <w:tblStyle w:val="TableGrid"/>
+        <w:tblW w:type="auto" w:w="0"/>
+        <w:tblLook w:firstColumn="1" w:firstRow="1" w:lastColumn="0" w:lastRow="0" w:noHBand="0" w:noVBand="1" w:val="04A0"/>
+      </w:tblPr>
+      <w:tblGrid>
+        <w:gridCol w:w="3118"/>
+        <w:gridCol w:w="3118"/>
+        <w:gridCol w:w="3118"/>
+      </w:tblGrid>
+      <w:tr>
+        <w:tc>
+          <w:tcPr>
+            <w:tcW w:type="dxa" w:w="3118"/>
+            <w:shd w:val="clear" w:color="auto" w:fill="D9E2F3"/>
+          </w:tcPr>
+          <w:p>
+            <w:r>
+              <w:rPr>
+                <w:b/>
+                <w:sz w:val="18"/>
+              </w:rPr>
+              <w:t>Поле</w:t>
+            </w:r>
+          </w:p>
+        </w:tc>
+        <w:tc>
+          <w:tcPr>
+            <w:tcW w:type="dxa" w:w="3118"/>
+            <w:shd w:val="clear" w:color="auto" w:fill="D9E2F3"/>
+          </w:tcPr>
+          <w:p>
+            <w:r>
+              <w:rPr>
+                <w:b/>
+                <w:sz w:val="18"/>
+              </w:rPr>
+              <w:t>Тип</w:t>
+            </w:r>
+          </w:p>
+        </w:tc>
+        <w:tc>
+          <w:tcPr>
+            <w:tcW w:type="dxa" w:w="3118"/>
+            <w:shd w:val="clear" w:color="auto" w:fill="D9E2F3"/>
+          </w:tcPr>
+          <w:p>
+            <w:r>
+              <w:rPr>
+                <w:b/>
+                <w:sz w:val="18"/>
+              </w:rPr>
+              <w:t>Описание</w:t>
+            </w:r>
+          </w:p>
+        </w:tc>
+      </w:tr>
+      <w:tr>
+        <w:tc>
+          <w:tcPr>
+            <w:tcW w:type="dxa" w:w="3118"/>
+          </w:tcPr>
+          <w:p>
+            <w:r>
+              <w:rPr>
+                <w:rFonts w:ascii="Courier New" w:hAnsi="Courier New"/>
+                <w:b/>
+                <w:sz w:val="18"/>
+              </w:rPr>
+              <w:t>:id</w:t>
+            </w:r>
+          </w:p>
+        </w:tc>
+        <w:tc>
+          <w:tcPr>
+            <w:tcW w:type="dxa" w:w="3118"/>
+          </w:tcPr>
+          <w:p>
+            <w:r>
+              <w:rPr>
+                <w:rFonts w:ascii="Courier New" w:hAnsi="Courier New"/>
+                <w:b w:val="0"/>
+                <w:sz w:val="18"/>
+              </w:rPr>
+              <w:t>string (UUID, path)</w:t>
+            </w:r>
+          </w:p>
+        </w:tc>
+        <w:tc>
+          <w:tcPr>
+            <w:tcW w:type="dxa" w:w="3118"/>
+          </w:tcPr>
+          <w:p>
+            <w:r>
+              <w:rPr>
+                <w:sz w:val="18"/>
+              </w:rPr>
+              <w:t>Идентификатор магазина</w:t>
+            </w:r>
+          </w:p>
+        </w:tc>
+      </w:tr>
+    </w:tbl>
+    <w:p/>
+    <w:tbl>
+      <w:tblPr>
+        <w:tblStyle w:val="TableGrid"/>
+        <w:tblW w:type="auto" w:w="0"/>
+        <w:tblLook w:firstColumn="1" w:firstRow="1" w:lastColumn="0" w:lastRow="0" w:noHBand="0" w:noVBand="1" w:val="04A0"/>
+      </w:tblPr>
+      <w:tblGrid>
+        <w:gridCol w:w="9355"/>
+      </w:tblGrid>
+      <w:tr>
+        <w:tc>
+          <w:tcPr>
+            <w:tcW w:type="dxa" w:w="9355"/>
+            <w:shd w:val="clear" w:color="auto" w:fill="E8EDF5"/>
+          </w:tcPr>
+          <w:p>
+            <w:r>
+              <w:rPr>
+                <w:b/>
+                <w:color w:val="1F3564"/>
+                <w:sz w:val="18"/>
+              </w:rPr>
+              <w:t>Тело ответа (application/json)</w:t>
+            </w:r>
+          </w:p>
+        </w:tc>
+      </w:tr>
+    </w:tbl>
+    <w:p/>
+    <w:tbl>
+      <w:tblPr>
+        <w:tblStyle w:val="TableGrid"/>
+        <w:tblW w:type="auto" w:w="0"/>
+        <w:tblLook w:firstColumn="1" w:firstRow="1" w:lastColumn="0" w:lastRow="0" w:noHBand="0" w:noVBand="1" w:val="04A0"/>
+      </w:tblPr>
+      <w:tblGrid>
+        <w:gridCol w:w="3118"/>
+        <w:gridCol w:w="3118"/>
+        <w:gridCol w:w="3118"/>
+      </w:tblGrid>
+      <w:tr>
+        <w:tc>
+          <w:tcPr>
+            <w:tcW w:type="dxa" w:w="3118"/>
+            <w:shd w:val="clear" w:color="auto" w:fill="D9E2F3"/>
+          </w:tcPr>
+          <w:p>
+            <w:r>
+              <w:rPr>
+                <w:b/>
+                <w:sz w:val="18"/>
+              </w:rPr>
+              <w:t>Поле</w:t>
+            </w:r>
+          </w:p>
+        </w:tc>
+        <w:tc>
+          <w:tcPr>
+            <w:tcW w:type="dxa" w:w="3118"/>
+            <w:shd w:val="clear" w:color="auto" w:fill="D9E2F3"/>
+          </w:tcPr>
+          <w:p>
+            <w:r>
+              <w:rPr>
+                <w:b/>
+                <w:sz w:val="18"/>
+              </w:rPr>
+              <w:t>Тип</w:t>
+            </w:r>
+          </w:p>
+        </w:tc>
+        <w:tc>
+          <w:tcPr>
+            <w:tcW w:type="dxa" w:w="3118"/>
+            <w:shd w:val="clear" w:color="auto" w:fill="D9E2F3"/>
+          </w:tcPr>
+          <w:p>
+            <w:r>
+              <w:rPr>
+                <w:b/>
+                <w:sz w:val="18"/>
+              </w:rPr>
+              <w:t>Описание</w:t>
+            </w:r>
+          </w:p>
+        </w:tc>
+      </w:tr>
+      <w:tr>
+        <w:tc>
+          <w:tcPr>
+            <w:tcW w:type="dxa" w:w="3118"/>
+          </w:tcPr>
+          <w:p>
+            <w:r>
+              <w:rPr>
+                <w:rFonts w:ascii="Courier New" w:hAnsi="Courier New"/>
+                <w:b/>
+                <w:sz w:val="18"/>
+              </w:rPr>
+              <w:t>id</w:t>
+            </w:r>
+          </w:p>
+        </w:tc>
+        <w:tc>
+          <w:tcPr>
+            <w:tcW w:type="dxa" w:w="3118"/>
+          </w:tcPr>
+          <w:p>
+            <w:r>
+              <w:rPr>
+                <w:rFonts w:ascii="Courier New" w:hAnsi="Courier New"/>
+                <w:b w:val="0"/>
+                <w:sz w:val="18"/>
+              </w:rPr>
+              <w:t>string (UUID)</w:t>
+            </w:r>
+          </w:p>
+        </w:tc>
+        <w:tc>
+          <w:tcPr>
+            <w:tcW w:type="dxa" w:w="3118"/>
+          </w:tcPr>
+          <w:p>
+            <w:r>
+              <w:rPr>
+                <w:sz w:val="18"/>
+              </w:rPr>
+              <w:t>Идентификатор магазина</w:t>
+            </w:r>
+          </w:p>
+        </w:tc>
+      </w:tr>
+      <w:tr>
+        <w:tc>
+          <w:tcPr>
+            <w:tcW w:type="dxa" w:w="3118"/>
+          </w:tcPr>
+          <w:p>
+            <w:r>
+              <w:rPr>
+                <w:rFonts w:ascii="Courier New" w:hAnsi="Courier New"/>
+                <w:b/>
+                <w:sz w:val="18"/>
+              </w:rPr>
+              <w:t>marketplace</w:t>
+            </w:r>
+          </w:p>
+        </w:tc>
+        <w:tc>
+          <w:tcPr>
+            <w:tcW w:type="dxa" w:w="3118"/>
+          </w:tcPr>
+          <w:p>
+            <w:r>
+              <w:rPr>
+                <w:rFonts w:ascii="Courier New" w:hAnsi="Courier New"/>
+                <w:b w:val="0"/>
+                <w:sz w:val="18"/>
+              </w:rPr>
+              <w:t>string (enum)</w:t>
+            </w:r>
+          </w:p>
+        </w:tc>
+        <w:tc>
+          <w:tcPr>
+            <w:tcW w:type="dxa" w:w="3118"/>
+          </w:tcPr>
+          <w:p>
+            <w:r>
+              <w:rPr>
+                <w:sz w:val="18"/>
+              </w:rPr>
+              <w:t>Маркетплейс: wb | ozon</w:t>
+            </w:r>
+          </w:p>
+        </w:tc>
+      </w:tr>
+      <w:tr>
+        <w:tc>
+          <w:tcPr>
+            <w:tcW w:type="dxa" w:w="3118"/>
+          </w:tcPr>
+          <w:p>
+            <w:r>
+              <w:rPr>
+                <w:rFonts w:ascii="Courier New" w:hAnsi="Courier New"/>
+                <w:b/>
+                <w:sz w:val="18"/>
+              </w:rPr>
+              <w:t>name</w:t>
+            </w:r>
+          </w:p>
+        </w:tc>
+        <w:tc>
+          <w:tcPr>
+            <w:tcW w:type="dxa" w:w="3118"/>
+          </w:tcPr>
+          <w:p>
+            <w:r>
+              <w:rPr>
+                <w:rFonts w:ascii="Courier New" w:hAnsi="Courier New"/>
+                <w:b w:val="0"/>
+                <w:sz w:val="18"/>
+              </w:rPr>
+              <w:t>string</w:t>
+            </w:r>
+          </w:p>
+        </w:tc>
+        <w:tc>
+          <w:tcPr>
+            <w:tcW w:type="dxa" w:w="3118"/>
+          </w:tcPr>
+          <w:p>
+            <w:r>
+              <w:rPr>
+                <w:sz w:val="18"/>
+              </w:rPr>
+              <w:t>Название магазина</w:t>
+            </w:r>
+          </w:p>
+        </w:tc>
+      </w:tr>
+      <w:tr>
+        <w:tc>
+          <w:tcPr>
+            <w:tcW w:type="dxa" w:w="3118"/>
+          </w:tcPr>
+          <w:p>
+            <w:r>
+              <w:rPr>
+                <w:rFonts w:ascii="Courier New" w:hAnsi="Courier New"/>
+                <w:b/>
+                <w:sz w:val="18"/>
+              </w:rPr>
+              <w:t>status</w:t>
+            </w:r>
+          </w:p>
+        </w:tc>
+        <w:tc>
+          <w:tcPr>
+            <w:tcW w:type="dxa" w:w="3118"/>
+          </w:tcPr>
+          <w:p>
+            <w:r>
+              <w:rPr>
+                <w:rFonts w:ascii="Courier New" w:hAnsi="Courier New"/>
+                <w:b w:val="0"/>
+                <w:sz w:val="18"/>
+              </w:rPr>
+              <w:t>string (enum)</w:t>
+            </w:r>
+          </w:p>
+        </w:tc>
+        <w:tc>
+          <w:tcPr>
+            <w:tcW w:type="dxa" w:w="3118"/>
+          </w:tcPr>
+          <w:p>
+            <w:r>
+              <w:rPr>
+                <w:sz w:val="18"/>
+              </w:rPr>
+              <w:t>Статус: draft | active | error | disabled</w:t>
+            </w:r>
+          </w:p>
+        </w:tc>
+      </w:tr>
+      <w:tr>
+        <w:tc>
+          <w:tcPr>
+            <w:tcW w:type="dxa" w:w="3118"/>
+          </w:tcPr>
+          <w:p>
+            <w:r>
+              <w:rPr>
+                <w:rFonts w:ascii="Courier New" w:hAnsi="Courier New"/>
+                <w:b/>
+                <w:sz w:val="18"/>
+              </w:rPr>
+              <w:t>autoUpdateEnabled</w:t>
+            </w:r>
+          </w:p>
+        </w:tc>
+        <w:tc>
+          <w:tcPr>
+            <w:tcW w:type="dxa" w:w="3118"/>
+          </w:tcPr>
+          <w:p>
+            <w:r>
+              <w:rPr>
+                <w:rFonts w:ascii="Courier New" w:hAnsi="Courier New"/>
+                <w:b w:val="0"/>
+                <w:sz w:val="18"/>
+              </w:rPr>
+              <w:t>bool</w:t>
+            </w:r>
+          </w:p>
+        </w:tc>
+        <w:tc>
+          <w:tcPr>
+            <w:tcW w:type="dxa" w:w="3118"/>
+          </w:tcPr>
+          <w:p>
+            <w:r>
+              <w:rPr>
+                <w:sz w:val="18"/>
+              </w:rPr>
+              <w:t>Автоматическое обновление цен включено</w:t>
+            </w:r>
+          </w:p>
+        </w:tc>
+      </w:tr>
+      <w:tr>
+        <w:tc>
+          <w:tcPr>
+            <w:tcW w:type="dxa" w:w="3118"/>
+          </w:tcPr>
+          <w:p>
+            <w:r>
+              <w:rPr>
+                <w:rFonts w:ascii="Courier New" w:hAnsi="Courier New"/>
+                <w:b/>
+                <w:sz w:val="18"/>
+              </w:rPr>
+              <w:t>scheduleCron</w:t>
+            </w:r>
+          </w:p>
+        </w:tc>
+        <w:tc>
+          <w:tcPr>
+            <w:tcW w:type="dxa" w:w="3118"/>
+          </w:tcPr>
+          <w:p>
+            <w:r>
+              <w:rPr>
+                <w:rFonts w:ascii="Courier New" w:hAnsi="Courier New"/>
+                <w:b w:val="0"/>
+                <w:sz w:val="18"/>
+              </w:rPr>
+              <w:t>string</w:t>
+            </w:r>
+          </w:p>
+        </w:tc>
+        <w:tc>
+          <w:tcPr>
+            <w:tcW w:type="dxa" w:w="3118"/>
+          </w:tcPr>
+          <w:p>
+            <w:r>
+              <w:rPr>
+                <w:sz w:val="18"/>
+              </w:rPr>
+              <w:t>Cron-расписание пересчёта</w:t>
+            </w:r>
+          </w:p>
+        </w:tc>
+      </w:tr>
+      <w:tr>
+        <w:tc>
+          <w:tcPr>
+            <w:tcW w:type="dxa" w:w="3118"/>
+          </w:tcPr>
+          <w:p>
+            <w:r>
+              <w:rPr>
+                <w:rFonts w:ascii="Courier New" w:hAnsi="Courier New"/>
+                <w:b/>
+                <w:sz w:val="18"/>
+              </w:rPr>
+              <w:t>lastCheckedAt</w:t>
+            </w:r>
+          </w:p>
+        </w:tc>
+        <w:tc>
+          <w:tcPr>
+            <w:tcW w:type="dxa" w:w="3118"/>
+          </w:tcPr>
+          <w:p>
+            <w:r>
+              <w:rPr>
+                <w:rFonts w:ascii="Courier New" w:hAnsi="Courier New"/>
+                <w:b w:val="0"/>
+                <w:sz w:val="18"/>
+              </w:rPr>
+              <w:t>string|null</w:t>
+            </w:r>
+          </w:p>
+        </w:tc>
+        <w:tc>
+          <w:tcPr>
+            <w:tcW w:type="dxa" w:w="3118"/>
+          </w:tcPr>
+          <w:p>
+            <w:r>
+              <w:rPr>
+                <w:sz w:val="18"/>
+              </w:rPr>
+              <w:t>Время последней проверки подключения (UTC)</w:t>
+            </w:r>
+          </w:p>
+        </w:tc>
+      </w:tr>
+      <w:tr>
+        <w:tc>
+          <w:tcPr>
+            <w:tcW w:type="dxa" w:w="3118"/>
+          </w:tcPr>
+          <w:p>
+            <w:r>
+              <w:rPr>
+                <w:rFonts w:ascii="Courier New" w:hAnsi="Courier New"/>
+                <w:b/>
+                <w:sz w:val="18"/>
+              </w:rPr>
+              <w:t>createdAt</w:t>
+            </w:r>
+          </w:p>
+        </w:tc>
+        <w:tc>
+          <w:tcPr>
+            <w:tcW w:type="dxa" w:w="3118"/>
+          </w:tcPr>
+          <w:p>
+            <w:r>
+              <w:rPr>
+                <w:rFonts w:ascii="Courier New" w:hAnsi="Courier New"/>
+                <w:b w:val="0"/>
+                <w:sz w:val="18"/>
+              </w:rPr>
+              <w:t>string (RFC 3339)</w:t>
+            </w:r>
+          </w:p>
+        </w:tc>
+        <w:tc>
+          <w:tcPr>
+            <w:tcW w:type="dxa" w:w="3118"/>
+          </w:tcPr>
+          <w:p>
+            <w:r>
+              <w:rPr>
+                <w:sz w:val="18"/>
+              </w:rPr>
+              <w:t>Дата создания (UTC)</w:t>
+            </w:r>
+          </w:p>
+        </w:tc>
+      </w:tr>
+    </w:tbl>
+    <w:p/>
+    <w:tbl>
+      <w:tblPr>
+        <w:tblStyle w:val="TableGrid"/>
+        <w:tblW w:type="auto" w:w="0"/>
+        <w:tblLook w:firstColumn="1" w:firstRow="1" w:lastColumn="0" w:lastRow="0" w:noHBand="0" w:noVBand="1" w:val="04A0"/>
+      </w:tblPr>
+      <w:tblGrid>
+        <w:gridCol w:w="9355"/>
+      </w:tblGrid>
+      <w:tr>
+        <w:tc>
+          <w:tcPr>
+            <w:tcW w:type="dxa" w:w="9355"/>
+            <w:shd w:val="clear" w:color="auto" w:fill="E8EDF5"/>
+          </w:tcPr>
+          <w:p>
+            <w:r>
+              <w:rPr>
+                <w:b/>
+                <w:color w:val="1F3564"/>
+                <w:sz w:val="18"/>
+              </w:rPr>
+              <w:t>Коды ошибок</w:t>
+            </w:r>
+          </w:p>
+        </w:tc>
+      </w:tr>
+    </w:tbl>
+    <w:p/>
+    <w:tbl>
+      <w:tblPr>
+        <w:tblStyle w:val="TableGrid"/>
+        <w:tblW w:type="auto" w:w="0"/>
+        <w:tblLook w:firstColumn="1" w:firstRow="1" w:lastColumn="0" w:lastRow="0" w:noHBand="0" w:noVBand="1" w:val="04A0"/>
+      </w:tblPr>
+      <w:tblGrid>
+        <w:gridCol w:w="3118"/>
+        <w:gridCol w:w="3118"/>
+        <w:gridCol w:w="3118"/>
+      </w:tblGrid>
+      <w:tr>
+        <w:tc>
+          <w:tcPr>
+            <w:tcW w:type="dxa" w:w="3118"/>
+            <w:shd w:val="clear" w:color="auto" w:fill="D9E2F3"/>
+          </w:tcPr>
+          <w:p>
+            <w:r>
+              <w:rPr>
+                <w:b/>
+                <w:sz w:val="18"/>
+              </w:rPr>
+              <w:t>HTTP</w:t>
+            </w:r>
+          </w:p>
+        </w:tc>
+        <w:tc>
+          <w:tcPr>
+            <w:tcW w:type="dxa" w:w="3118"/>
+            <w:shd w:val="clear" w:color="auto" w:fill="D9E2F3"/>
+          </w:tcPr>
+          <w:p>
+            <w:r>
+              <w:rPr>
+                <w:b/>
+                <w:sz w:val="18"/>
+              </w:rPr>
+              <w:t>code</w:t>
+            </w:r>
+          </w:p>
+        </w:tc>
+        <w:tc>
+          <w:tcPr>
+            <w:tcW w:type="dxa" w:w="3118"/>
+            <w:shd w:val="clear" w:color="auto" w:fill="D9E2F3"/>
+          </w:tcPr>
+          <w:p>
+            <w:r>
+              <w:rPr>
+                <w:b/>
+                <w:sz w:val="18"/>
+              </w:rPr>
+              <w:t>Описание</w:t>
+            </w:r>
+          </w:p>
+        </w:tc>
+      </w:tr>
+      <w:tr>
+        <w:tc>
+          <w:tcPr>
+            <w:tcW w:type="dxa" w:w="3118"/>
+          </w:tcPr>
+          <w:p>
+            <w:r>
+              <w:rPr>
+                <w:rFonts w:ascii="Courier New" w:hAnsi="Courier New"/>
+                <w:b w:val="0"/>
+                <w:sz w:val="18"/>
+              </w:rPr>
+              <w:t>400</w:t>
+            </w:r>
+          </w:p>
+        </w:tc>
+        <w:tc>
+          <w:tcPr>
+            <w:tcW w:type="dxa" w:w="3118"/>
+          </w:tcPr>
+          <w:p>
+            <w:r>
+              <w:rPr>
+                <w:rFonts w:ascii="Courier New" w:hAnsi="Courier New"/>
+                <w:b/>
+                <w:sz w:val="18"/>
+              </w:rPr>
+              <w:t>bad_request</w:t>
+            </w:r>
+          </w:p>
+        </w:tc>
+        <w:tc>
+          <w:tcPr>
+            <w:tcW w:type="dxa" w:w="3118"/>
+          </w:tcPr>
+          <w:p>
+            <w:r>
+              <w:rPr>
+                <w:sz w:val="18"/>
+              </w:rPr>
+              <w:t>Некорректный формат UUID</w:t>
+            </w:r>
+          </w:p>
+        </w:tc>
+      </w:tr>
+      <w:tr>
+        <w:tc>
+          <w:tcPr>
+            <w:tcW w:type="dxa" w:w="3118"/>
+          </w:tcPr>
+          <w:p>
+            <w:r>
+              <w:rPr>
+                <w:rFonts w:ascii="Courier New" w:hAnsi="Courier New"/>
+                <w:b w:val="0"/>
+                <w:sz w:val="18"/>
+              </w:rPr>
+              <w:t>401</w:t>
+            </w:r>
+          </w:p>
+        </w:tc>
+        <w:tc>
+          <w:tcPr>
+            <w:tcW w:type="dxa" w:w="3118"/>
+          </w:tcPr>
+          <w:p>
+            <w:r>
+              <w:rPr>
+                <w:rFonts w:ascii="Courier New" w:hAnsi="Courier New"/>
+                <w:b/>
+                <w:sz w:val="18"/>
+              </w:rPr>
+              <w:t>unauthorized</w:t>
+            </w:r>
+          </w:p>
+        </w:tc>
+        <w:tc>
+          <w:tcPr>
+            <w:tcW w:type="dxa" w:w="3118"/>
+          </w:tcPr>
+          <w:p>
+            <w:r>
+              <w:rPr>
+                <w:sz w:val="18"/>
+              </w:rPr>
+              <w:t>Сессия отсутствует или истекла</w:t>
+            </w:r>
+          </w:p>
+        </w:tc>
+      </w:tr>
+      <w:tr>
+        <w:tc>
+          <w:tcPr>
+            <w:tcW w:type="dxa" w:w="3118"/>
+          </w:tcPr>
+          <w:p>
+            <w:r>
+              <w:rPr>
+                <w:rFonts w:ascii="Courier New" w:hAnsi="Courier New"/>
+                <w:b w:val="0"/>
+                <w:sz w:val="18"/>
+              </w:rPr>
+              <w:t>404</w:t>
+            </w:r>
+          </w:p>
+        </w:tc>
+        <w:tc>
+          <w:tcPr>
+            <w:tcW w:type="dxa" w:w="3118"/>
+          </w:tcPr>
+          <w:p>
+            <w:r>
+              <w:rPr>
+                <w:rFonts w:ascii="Courier New" w:hAnsi="Courier New"/>
+                <w:b/>
+                <w:sz w:val="18"/>
+              </w:rPr>
+              <w:t>shop_not_found</w:t>
+            </w:r>
+          </w:p>
+        </w:tc>
+        <w:tc>
+          <w:tcPr>
+            <w:tcW w:type="dxa" w:w="3118"/>
+          </w:tcPr>
+          <w:p>
+            <w:r>
+              <w:rPr>
+                <w:sz w:val="18"/>
+              </w:rPr>
+              <w:t>Магазин не найден или не принадлежит пользователю</w:t>
+            </w:r>
+          </w:p>
+        </w:tc>
+      </w:tr>
+    </w:tbl>
+    <w:p/>
+    <w:p>
+      <w:r>
+        <w:rPr>
+          <w:sz w:val="14"/>
+        </w:rPr>
+        <w:t>──────────────────────────────────────────────────────────────────────────────────────────</w:t>
+      </w:r>
+    </w:p>
+    <w:p>
+      <w:pPr>
+        <w:spacing w:before="200"/>
+      </w:pPr>
+      <w:r>
+        <w:rPr>
+          <w:b/>
+          <w:color w:val="0052CC"/>
+          <w:sz w:val="24"/>
+        </w:rPr>
+        <w:t xml:space="preserve">POST  </w:t>
+      </w:r>
+      <w:r>
+        <w:rPr>
+          <w:rFonts w:ascii="Courier New" w:hAnsi="Courier New"/>
+          <w:b/>
+          <w:sz w:val="24"/>
+        </w:rPr>
+        <w:t>/api/shops</w:t>
+      </w:r>
+    </w:p>
+    <w:p>
+      <w:r>
+        <w:rPr>
+          <w:i/>
+          <w:sz w:val="20"/>
+        </w:rPr>
+        <w:t>Создание нового магазина</w:t>
+      </w:r>
+    </w:p>
+    <w:tbl>
+      <w:tblPr>
+        <w:tblStyle w:val="TableGrid"/>
+        <w:tblW w:type="auto" w:w="0"/>
+        <w:tblLook w:firstColumn="1" w:firstRow="1" w:lastColumn="0" w:lastRow="0" w:noHBand="0" w:noVBand="1" w:val="04A0"/>
+      </w:tblPr>
+      <w:tblGrid>
+        <w:gridCol w:w="2835"/>
+        <w:gridCol w:w="6236"/>
+      </w:tblGrid>
+      <w:tr>
+        <w:tc>
+          <w:tcPr>
+            <w:tcW w:type="dxa" w:w="2835"/>
+            <w:shd w:val="clear" w:color="auto" w:fill="F3F4F6"/>
+          </w:tcPr>
+          <w:p>
+            <w:r>
+              <w:rPr>
+                <w:b/>
+                <w:sz w:val="18"/>
+              </w:rPr>
+              <w:t>Авторизация</w:t>
+            </w:r>
+          </w:p>
+        </w:tc>
+        <w:tc>
+          <w:tcPr>
+            <w:tcW w:type="dxa" w:w="6236"/>
+          </w:tcPr>
+          <w:p>
+            <w:r>
+              <w:rPr>
+                <w:rFonts w:ascii="Courier New" w:hAnsi="Courier New"/>
+                <w:b w:val="0"/>
+                <w:sz w:val="18"/>
+              </w:rPr>
+              <w:t>Требуется (cookie сессии)</w:t>
+            </w:r>
+          </w:p>
+        </w:tc>
+      </w:tr>
+      <w:tr>
+        <w:tc>
+          <w:tcPr>
+            <w:tcW w:type="dxa" w:w="2835"/>
+            <w:shd w:val="clear" w:color="auto" w:fill="F3F4F6"/>
+          </w:tcPr>
+          <w:p>
+            <w:r>
+              <w:rPr>
+                <w:b/>
+                <w:sz w:val="18"/>
+              </w:rPr>
+              <w:t>CSRF-защита</w:t>
+            </w:r>
+          </w:p>
+        </w:tc>
+        <w:tc>
+          <w:tcPr>
+            <w:tcW w:type="dxa" w:w="6236"/>
+          </w:tcPr>
+          <w:p>
+            <w:r>
+              <w:rPr>
+                <w:rFonts w:ascii="Courier New" w:hAnsi="Courier New"/>
+                <w:b w:val="0"/>
+                <w:sz w:val="18"/>
+              </w:rPr>
+              <w:t>Да (Origin/Referer)</w:t>
+            </w:r>
+          </w:p>
+        </w:tc>
+      </w:tr>
+    </w:tbl>
+    <w:p/>
+    <w:p>
+      <w:r>
+        <w:rPr>
+          <w:sz w:val="18"/>
+        </w:rPr>
+        <w:t>Создаёт магазин со статусом draft. Поле credentials передаётся в открытом виде в теле запроса — сервер шифрует его AES-256-GCM перед сохранением. Для WB: {"api_key": "..."}, для Ozon: {"client_id": "...", "api_key": "..."}.</w:t>
+      </w:r>
+    </w:p>
+    <w:p/>
+    <w:tbl>
+      <w:tblPr>
+        <w:tblStyle w:val="TableGrid"/>
+        <w:tblW w:type="auto" w:w="0"/>
+        <w:tblLook w:firstColumn="1" w:firstRow="1" w:lastColumn="0" w:lastRow="0" w:noHBand="0" w:noVBand="1" w:val="04A0"/>
+      </w:tblPr>
+      <w:tblGrid>
+        <w:gridCol w:w="9355"/>
+      </w:tblGrid>
+      <w:tr>
+        <w:tc>
+          <w:tcPr>
+            <w:tcW w:type="dxa" w:w="9355"/>
+            <w:shd w:val="clear" w:color="auto" w:fill="E8EDF5"/>
+          </w:tcPr>
+          <w:p>
+            <w:r>
+              <w:rPr>
+                <w:b/>
+                <w:color w:val="1F3564"/>
+                <w:sz w:val="18"/>
+              </w:rPr>
+              <w:t>Тело запроса (application/json)</w:t>
+            </w:r>
+          </w:p>
+        </w:tc>
+      </w:tr>
+    </w:tbl>
+    <w:p/>
+    <w:tbl>
+      <w:tblPr>
+        <w:tblStyle w:val="TableGrid"/>
+        <w:tblW w:type="auto" w:w="0"/>
+        <w:tblLook w:firstColumn="1" w:firstRow="1" w:lastColumn="0" w:lastRow="0" w:noHBand="0" w:noVBand="1" w:val="04A0"/>
+      </w:tblPr>
+      <w:tblGrid>
+        <w:gridCol w:w="3118"/>
+        <w:gridCol w:w="3118"/>
+        <w:gridCol w:w="3118"/>
+      </w:tblGrid>
+      <w:tr>
+        <w:tc>
+          <w:tcPr>
+            <w:tcW w:type="dxa" w:w="3118"/>
+            <w:shd w:val="clear" w:color="auto" w:fill="D9E2F3"/>
+          </w:tcPr>
+          <w:p>
+            <w:r>
+              <w:rPr>
+                <w:b/>
+                <w:sz w:val="18"/>
+              </w:rPr>
+              <w:t>Поле</w:t>
+            </w:r>
+          </w:p>
+        </w:tc>
+        <w:tc>
+          <w:tcPr>
+            <w:tcW w:type="dxa" w:w="3118"/>
+            <w:shd w:val="clear" w:color="auto" w:fill="D9E2F3"/>
+          </w:tcPr>
+          <w:p>
+            <w:r>
+              <w:rPr>
+                <w:b/>
+                <w:sz w:val="18"/>
+              </w:rPr>
+              <w:t>Тип</w:t>
+            </w:r>
+          </w:p>
+        </w:tc>
+        <w:tc>
+          <w:tcPr>
+            <w:tcW w:type="dxa" w:w="3118"/>
+            <w:shd w:val="clear" w:color="auto" w:fill="D9E2F3"/>
+          </w:tcPr>
+          <w:p>
+            <w:r>
+              <w:rPr>
+                <w:b/>
+                <w:sz w:val="18"/>
+              </w:rPr>
+              <w:t>Описание</w:t>
+            </w:r>
+          </w:p>
+        </w:tc>
+      </w:tr>
+      <w:tr>
+        <w:tc>
+          <w:tcPr>
+            <w:tcW w:type="dxa" w:w="3118"/>
+          </w:tcPr>
+          <w:p>
+            <w:r>
+              <w:rPr>
+                <w:rFonts w:ascii="Courier New" w:hAnsi="Courier New"/>
+                <w:b/>
+                <w:sz w:val="18"/>
+              </w:rPr>
+              <w:t>marketplace</w:t>
+            </w:r>
+          </w:p>
+        </w:tc>
+        <w:tc>
+          <w:tcPr>
+            <w:tcW w:type="dxa" w:w="3118"/>
+          </w:tcPr>
+          <w:p>
+            <w:r>
+              <w:rPr>
+                <w:rFonts w:ascii="Courier New" w:hAnsi="Courier New"/>
+                <w:b w:val="0"/>
+                <w:sz w:val="18"/>
+              </w:rPr>
+              <w:t>string</w:t>
+            </w:r>
+          </w:p>
+        </w:tc>
+        <w:tc>
+          <w:tcPr>
+            <w:tcW w:type="dxa" w:w="3118"/>
+          </w:tcPr>
+          <w:p>
+            <w:r>
+              <w:rPr>
+                <w:sz w:val="18"/>
+              </w:rPr>
+              <w:t>Маркетплейс: wb | ozon (обязательное)</w:t>
+            </w:r>
+          </w:p>
+        </w:tc>
+      </w:tr>
+      <w:tr>
+        <w:tc>
+          <w:tcPr>
+            <w:tcW w:type="dxa" w:w="3118"/>
+          </w:tcPr>
+          <w:p>
+            <w:r>
+              <w:rPr>
+                <w:rFonts w:ascii="Courier New" w:hAnsi="Courier New"/>
+                <w:b/>
+                <w:sz w:val="18"/>
+              </w:rPr>
+              <w:t>name</w:t>
+            </w:r>
+          </w:p>
+        </w:tc>
+        <w:tc>
+          <w:tcPr>
+            <w:tcW w:type="dxa" w:w="3118"/>
+          </w:tcPr>
+          <w:p>
+            <w:r>
+              <w:rPr>
+                <w:rFonts w:ascii="Courier New" w:hAnsi="Courier New"/>
+                <w:b w:val="0"/>
+                <w:sz w:val="18"/>
+              </w:rPr>
+              <w:t>string</w:t>
+            </w:r>
+          </w:p>
+        </w:tc>
+        <w:tc>
+          <w:tcPr>
+            <w:tcW w:type="dxa" w:w="3118"/>
+          </w:tcPr>
+          <w:p>
+            <w:r>
+              <w:rPr>
+                <w:sz w:val="18"/>
+              </w:rPr>
+              <w:t>Название магазина (обязательное)</w:t>
+            </w:r>
+          </w:p>
+        </w:tc>
+      </w:tr>
+      <w:tr>
+        <w:tc>
+          <w:tcPr>
+            <w:tcW w:type="dxa" w:w="3118"/>
+          </w:tcPr>
+          <w:p>
+            <w:r>
+              <w:rPr>
+                <w:rFonts w:ascii="Courier New" w:hAnsi="Courier New"/>
+                <w:b/>
+                <w:sz w:val="18"/>
+              </w:rPr>
+              <w:t>credentials</w:t>
+            </w:r>
+          </w:p>
+        </w:tc>
+        <w:tc>
+          <w:tcPr>
+            <w:tcW w:type="dxa" w:w="3118"/>
+          </w:tcPr>
+          <w:p>
+            <w:r>
+              <w:rPr>
+                <w:rFonts w:ascii="Courier New" w:hAnsi="Courier New"/>
+                <w:b w:val="0"/>
+                <w:sz w:val="18"/>
+              </w:rPr>
+              <w:t>object</w:t>
+            </w:r>
+          </w:p>
+        </w:tc>
+        <w:tc>
+          <w:tcPr>
+            <w:tcW w:type="dxa" w:w="3118"/>
+          </w:tcPr>
+          <w:p>
+            <w:r>
+              <w:rPr>
+                <w:sz w:val="18"/>
+              </w:rPr>
+              <w:t>Учётные данные маркетплейса — структура зависит от marketplace (обязательное)</w:t>
+            </w:r>
+          </w:p>
+        </w:tc>
+      </w:tr>
+    </w:tbl>
+    <w:p/>
+    <w:tbl>
+      <w:tblPr>
+        <w:tblStyle w:val="TableGrid"/>
+        <w:tblW w:type="auto" w:w="0"/>
+        <w:tblLook w:firstColumn="1" w:firstRow="1" w:lastColumn="0" w:lastRow="0" w:noHBand="0" w:noVBand="1" w:val="04A0"/>
+      </w:tblPr>
+      <w:tblGrid>
+        <w:gridCol w:w="9355"/>
+      </w:tblGrid>
+      <w:tr>
+        <w:tc>
+          <w:tcPr>
+            <w:tcW w:type="dxa" w:w="9355"/>
+            <w:shd w:val="clear" w:color="auto" w:fill="E8EDF5"/>
+          </w:tcPr>
+          <w:p>
+            <w:r>
+              <w:rPr>
+                <w:b/>
+                <w:color w:val="1F3564"/>
+                <w:sz w:val="18"/>
+              </w:rPr>
+              <w:t>Тело ответа (application/json)</w:t>
+            </w:r>
+          </w:p>
+        </w:tc>
+      </w:tr>
+    </w:tbl>
+    <w:p/>
+    <w:tbl>
+      <w:tblPr>
+        <w:tblStyle w:val="TableGrid"/>
+        <w:tblW w:type="auto" w:w="0"/>
+        <w:tblLook w:firstColumn="1" w:firstRow="1" w:lastColumn="0" w:lastRow="0" w:noHBand="0" w:noVBand="1" w:val="04A0"/>
+      </w:tblPr>
+      <w:tblGrid>
+        <w:gridCol w:w="3118"/>
+        <w:gridCol w:w="3118"/>
+        <w:gridCol w:w="3118"/>
+      </w:tblGrid>
+      <w:tr>
+        <w:tc>
+          <w:tcPr>
+            <w:tcW w:type="dxa" w:w="3118"/>
+            <w:shd w:val="clear" w:color="auto" w:fill="D9E2F3"/>
+          </w:tcPr>
+          <w:p>
+            <w:r>
+              <w:rPr>
+                <w:b/>
+                <w:sz w:val="18"/>
+              </w:rPr>
+              <w:t>Поле</w:t>
+            </w:r>
+          </w:p>
+        </w:tc>
+        <w:tc>
+          <w:tcPr>
+            <w:tcW w:type="dxa" w:w="3118"/>
+            <w:shd w:val="clear" w:color="auto" w:fill="D9E2F3"/>
+          </w:tcPr>
+          <w:p>
+            <w:r>
+              <w:rPr>
+                <w:b/>
+                <w:sz w:val="18"/>
+              </w:rPr>
+              <w:t>Тип</w:t>
+            </w:r>
+          </w:p>
+        </w:tc>
+        <w:tc>
+          <w:tcPr>
+            <w:tcW w:type="dxa" w:w="3118"/>
+            <w:shd w:val="clear" w:color="auto" w:fill="D9E2F3"/>
+          </w:tcPr>
+          <w:p>
+            <w:r>
+              <w:rPr>
+                <w:b/>
+                <w:sz w:val="18"/>
+              </w:rPr>
+              <w:t>Описание</w:t>
+            </w:r>
+          </w:p>
+        </w:tc>
+      </w:tr>
+      <w:tr>
+        <w:tc>
+          <w:tcPr>
+            <w:tcW w:type="dxa" w:w="3118"/>
+          </w:tcPr>
+          <w:p>
+            <w:r>
+              <w:rPr>
+                <w:rFonts w:ascii="Courier New" w:hAnsi="Courier New"/>
+                <w:b/>
+                <w:sz w:val="18"/>
+              </w:rPr>
+              <w:t>id</w:t>
+            </w:r>
+          </w:p>
+        </w:tc>
+        <w:tc>
+          <w:tcPr>
+            <w:tcW w:type="dxa" w:w="3118"/>
+          </w:tcPr>
+          <w:p>
+            <w:r>
+              <w:rPr>
+                <w:rFonts w:ascii="Courier New" w:hAnsi="Courier New"/>
+                <w:b w:val="0"/>
+                <w:sz w:val="18"/>
+              </w:rPr>
+              <w:t>string (UUID)</w:t>
+            </w:r>
+          </w:p>
+        </w:tc>
+        <w:tc>
+          <w:tcPr>
+            <w:tcW w:type="dxa" w:w="3118"/>
+          </w:tcPr>
+          <w:p>
+            <w:r>
+              <w:rPr>
+                <w:sz w:val="18"/>
+              </w:rPr>
+              <w:t>Идентификатор созданного магазина</w:t>
+            </w:r>
+          </w:p>
+        </w:tc>
+      </w:tr>
+      <w:tr>
+        <w:tc>
+          <w:tcPr>
+            <w:tcW w:type="dxa" w:w="3118"/>
+          </w:tcPr>
+          <w:p>
+            <w:r>
+              <w:rPr>
+                <w:rFonts w:ascii="Courier New" w:hAnsi="Courier New"/>
+                <w:b/>
+                <w:sz w:val="18"/>
+              </w:rPr>
+              <w:t>marketplace</w:t>
+            </w:r>
+          </w:p>
+        </w:tc>
+        <w:tc>
+          <w:tcPr>
+            <w:tcW w:type="dxa" w:w="3118"/>
+          </w:tcPr>
+          <w:p>
+            <w:r>
+              <w:rPr>
+                <w:rFonts w:ascii="Courier New" w:hAnsi="Courier New"/>
+                <w:b w:val="0"/>
+                <w:sz w:val="18"/>
+              </w:rPr>
+              <w:t>string</w:t>
+            </w:r>
+          </w:p>
+        </w:tc>
+        <w:tc>
+          <w:tcPr>
+            <w:tcW w:type="dxa" w:w="3118"/>
+          </w:tcPr>
+          <w:p>
+            <w:r>
+              <w:rPr>
+                <w:sz w:val="18"/>
+              </w:rPr>
+              <w:t>Маркетплейс</w:t>
+            </w:r>
+          </w:p>
+        </w:tc>
+      </w:tr>
+      <w:tr>
+        <w:tc>
+          <w:tcPr>
+            <w:tcW w:type="dxa" w:w="3118"/>
+          </w:tcPr>
+          <w:p>
+            <w:r>
+              <w:rPr>
+                <w:rFonts w:ascii="Courier New" w:hAnsi="Courier New"/>
+                <w:b/>
+                <w:sz w:val="18"/>
+              </w:rPr>
+              <w:t>name</w:t>
+            </w:r>
+          </w:p>
+        </w:tc>
+        <w:tc>
+          <w:tcPr>
+            <w:tcW w:type="dxa" w:w="3118"/>
+          </w:tcPr>
+          <w:p>
+            <w:r>
+              <w:rPr>
+                <w:rFonts w:ascii="Courier New" w:hAnsi="Courier New"/>
+                <w:b w:val="0"/>
+                <w:sz w:val="18"/>
+              </w:rPr>
+              <w:t>string</w:t>
+            </w:r>
+          </w:p>
+        </w:tc>
+        <w:tc>
+          <w:tcPr>
+            <w:tcW w:type="dxa" w:w="3118"/>
+          </w:tcPr>
+          <w:p>
+            <w:r>
+              <w:rPr>
+                <w:sz w:val="18"/>
+              </w:rPr>
+              <w:t>Название</w:t>
+            </w:r>
+          </w:p>
+        </w:tc>
+      </w:tr>
+      <w:tr>
+        <w:tc>
+          <w:tcPr>
+            <w:tcW w:type="dxa" w:w="3118"/>
+          </w:tcPr>
+          <w:p>
+            <w:r>
+              <w:rPr>
+                <w:rFonts w:ascii="Courier New" w:hAnsi="Courier New"/>
+                <w:b/>
+                <w:sz w:val="18"/>
+              </w:rPr>
+              <w:t>status</w:t>
+            </w:r>
+          </w:p>
+        </w:tc>
+        <w:tc>
+          <w:tcPr>
+            <w:tcW w:type="dxa" w:w="3118"/>
+          </w:tcPr>
+          <w:p>
+            <w:r>
+              <w:rPr>
+                <w:rFonts w:ascii="Courier New" w:hAnsi="Courier New"/>
+                <w:b w:val="0"/>
+                <w:sz w:val="18"/>
+              </w:rPr>
+              <w:t>string</w:t>
+            </w:r>
+          </w:p>
+        </w:tc>
+        <w:tc>
+          <w:tcPr>
+            <w:tcW w:type="dxa" w:w="3118"/>
+          </w:tcPr>
+          <w:p>
+            <w:r>
+              <w:rPr>
+                <w:sz w:val="18"/>
+              </w:rPr>
+              <w:t>Всегда draft при создании</w:t>
+            </w:r>
+          </w:p>
+        </w:tc>
+      </w:tr>
+      <w:tr>
+        <w:tc>
+          <w:tcPr>
+            <w:tcW w:type="dxa" w:w="3118"/>
+          </w:tcPr>
+          <w:p>
+            <w:r>
+              <w:rPr>
+                <w:rFonts w:ascii="Courier New" w:hAnsi="Courier New"/>
+                <w:b/>
+                <w:sz w:val="18"/>
+              </w:rPr>
+              <w:t>createdAt</w:t>
+            </w:r>
+          </w:p>
+        </w:tc>
+        <w:tc>
+          <w:tcPr>
+            <w:tcW w:type="dxa" w:w="3118"/>
+          </w:tcPr>
+          <w:p>
+            <w:r>
+              <w:rPr>
+                <w:rFonts w:ascii="Courier New" w:hAnsi="Courier New"/>
+                <w:b w:val="0"/>
+                <w:sz w:val="18"/>
+              </w:rPr>
+              <w:t>string (RFC 3339)</w:t>
+            </w:r>
+          </w:p>
+        </w:tc>
+        <w:tc>
+          <w:tcPr>
+            <w:tcW w:type="dxa" w:w="3118"/>
+          </w:tcPr>
+          <w:p>
+            <w:r>
+              <w:rPr>
+                <w:sz w:val="18"/>
+              </w:rPr>
+              <w:t>Дата создания (UTC)</w:t>
+            </w:r>
+          </w:p>
+        </w:tc>
+      </w:tr>
+    </w:tbl>
+    <w:p/>
+    <w:tbl>
+      <w:tblPr>
+        <w:tblStyle w:val="TableGrid"/>
+        <w:tblW w:type="auto" w:w="0"/>
+        <w:tblLook w:firstColumn="1" w:firstRow="1" w:lastColumn="0" w:lastRow="0" w:noHBand="0" w:noVBand="1" w:val="04A0"/>
+      </w:tblPr>
+      <w:tblGrid>
+        <w:gridCol w:w="9355"/>
+      </w:tblGrid>
+      <w:tr>
+        <w:tc>
+          <w:tcPr>
+            <w:tcW w:type="dxa" w:w="9355"/>
+            <w:shd w:val="clear" w:color="auto" w:fill="E8EDF5"/>
+          </w:tcPr>
+          <w:p>
+            <w:r>
+              <w:rPr>
+                <w:b/>
+                <w:color w:val="1F3564"/>
+                <w:sz w:val="18"/>
+              </w:rPr>
+              <w:t>Коды ошибок</w:t>
+            </w:r>
+          </w:p>
+        </w:tc>
+      </w:tr>
+    </w:tbl>
+    <w:p/>
+    <w:tbl>
+      <w:tblPr>
+        <w:tblStyle w:val="TableGrid"/>
+        <w:tblW w:type="auto" w:w="0"/>
+        <w:tblLook w:firstColumn="1" w:firstRow="1" w:lastColumn="0" w:lastRow="0" w:noHBand="0" w:noVBand="1" w:val="04A0"/>
+      </w:tblPr>
+      <w:tblGrid>
+        <w:gridCol w:w="3118"/>
+        <w:gridCol w:w="3118"/>
+        <w:gridCol w:w="3118"/>
+      </w:tblGrid>
+      <w:tr>
+        <w:tc>
+          <w:tcPr>
+            <w:tcW w:type="dxa" w:w="3118"/>
+            <w:shd w:val="clear" w:color="auto" w:fill="D9E2F3"/>
+          </w:tcPr>
+          <w:p>
+            <w:r>
+              <w:rPr>
+                <w:b/>
+                <w:sz w:val="18"/>
+              </w:rPr>
+              <w:t>HTTP</w:t>
+            </w:r>
+          </w:p>
+        </w:tc>
+        <w:tc>
+          <w:tcPr>
+            <w:tcW w:type="dxa" w:w="3118"/>
+            <w:shd w:val="clear" w:color="auto" w:fill="D9E2F3"/>
+          </w:tcPr>
+          <w:p>
+            <w:r>
+              <w:rPr>
+                <w:b/>
+                <w:sz w:val="18"/>
+              </w:rPr>
+              <w:t>code</w:t>
+            </w:r>
+          </w:p>
+        </w:tc>
+        <w:tc>
+          <w:tcPr>
+            <w:tcW w:type="dxa" w:w="3118"/>
+            <w:shd w:val="clear" w:color="auto" w:fill="D9E2F3"/>
+          </w:tcPr>
+          <w:p>
+            <w:r>
+              <w:rPr>
+                <w:b/>
+                <w:sz w:val="18"/>
+              </w:rPr>
+              <w:t>Описание</w:t>
+            </w:r>
+          </w:p>
+        </w:tc>
+      </w:tr>
+      <w:tr>
+        <w:tc>
+          <w:tcPr>
+            <w:tcW w:type="dxa" w:w="3118"/>
+          </w:tcPr>
+          <w:p>
+            <w:r>
+              <w:rPr>
+                <w:rFonts w:ascii="Courier New" w:hAnsi="Courier New"/>
+                <w:b w:val="0"/>
+                <w:sz w:val="18"/>
+              </w:rPr>
+              <w:t>400</w:t>
+            </w:r>
+          </w:p>
+        </w:tc>
+        <w:tc>
+          <w:tcPr>
+            <w:tcW w:type="dxa" w:w="3118"/>
+          </w:tcPr>
+          <w:p>
+            <w:r>
+              <w:rPr>
+                <w:rFonts w:ascii="Courier New" w:hAnsi="Courier New"/>
+                <w:b/>
+                <w:sz w:val="18"/>
+              </w:rPr>
+              <w:t>bad_request</w:t>
+            </w:r>
+          </w:p>
+        </w:tc>
+        <w:tc>
+          <w:tcPr>
+            <w:tcW w:type="dxa" w:w="3118"/>
+          </w:tcPr>
+          <w:p>
+            <w:r>
+              <w:rPr>
+                <w:sz w:val="18"/>
+              </w:rPr>
+              <w:t>Отсутствует обязательное поле</w:t>
+            </w:r>
+          </w:p>
+        </w:tc>
+      </w:tr>
+      <w:tr>
+        <w:tc>
+          <w:tcPr>
+            <w:tcW w:type="dxa" w:w="3118"/>
+          </w:tcPr>
+          <w:p>
+            <w:r>
+              <w:rPr>
+                <w:rFonts w:ascii="Courier New" w:hAnsi="Courier New"/>
+                <w:b w:val="0"/>
+                <w:sz w:val="18"/>
+              </w:rPr>
+              <w:t>400</w:t>
+            </w:r>
+          </w:p>
+        </w:tc>
+        <w:tc>
+          <w:tcPr>
+            <w:tcW w:type="dxa" w:w="3118"/>
+          </w:tcPr>
+          <w:p>
+            <w:r>
+              <w:rPr>
+                <w:rFonts w:ascii="Courier New" w:hAnsi="Courier New"/>
+                <w:b/>
+                <w:sz w:val="18"/>
+              </w:rPr>
+              <w:t>invalid_marketplace</w:t>
+            </w:r>
+          </w:p>
+        </w:tc>
+        <w:tc>
+          <w:tcPr>
+            <w:tcW w:type="dxa" w:w="3118"/>
+          </w:tcPr>
+          <w:p>
+            <w:r>
+              <w:rPr>
+                <w:sz w:val="18"/>
+              </w:rPr>
+              <w:t>Неизвестный маркетплейс</w:t>
+            </w:r>
+          </w:p>
+        </w:tc>
+      </w:tr>
+      <w:tr>
+        <w:tc>
+          <w:tcPr>
+            <w:tcW w:type="dxa" w:w="3118"/>
+          </w:tcPr>
+          <w:p>
+            <w:r>
+              <w:rPr>
+                <w:rFonts w:ascii="Courier New" w:hAnsi="Courier New"/>
+                <w:b w:val="0"/>
+                <w:sz w:val="18"/>
+              </w:rPr>
+              <w:t>401</w:t>
+            </w:r>
+          </w:p>
+        </w:tc>
+        <w:tc>
+          <w:tcPr>
+            <w:tcW w:type="dxa" w:w="3118"/>
+          </w:tcPr>
+          <w:p>
+            <w:r>
+              <w:rPr>
+                <w:rFonts w:ascii="Courier New" w:hAnsi="Courier New"/>
+                <w:b/>
+                <w:sz w:val="18"/>
+              </w:rPr>
+              <w:t>unauthorized</w:t>
+            </w:r>
+          </w:p>
+        </w:tc>
+        <w:tc>
+          <w:tcPr>
+            <w:tcW w:type="dxa" w:w="3118"/>
+          </w:tcPr>
+          <w:p>
+            <w:r>
+              <w:rPr>
+                <w:sz w:val="18"/>
+              </w:rPr>
+              <w:t>Сессия отсутствует или истекла</w:t>
+            </w:r>
+          </w:p>
+        </w:tc>
+      </w:tr>
+      <w:tr>
+        <w:tc>
+          <w:tcPr>
+            <w:tcW w:type="dxa" w:w="3118"/>
+          </w:tcPr>
+          <w:p>
+            <w:r>
+              <w:rPr>
+                <w:rFonts w:ascii="Courier New" w:hAnsi="Courier New"/>
+                <w:b w:val="0"/>
+                <w:sz w:val="18"/>
+              </w:rPr>
+              <w:t>500</w:t>
+            </w:r>
+          </w:p>
+        </w:tc>
+        <w:tc>
+          <w:tcPr>
+            <w:tcW w:type="dxa" w:w="3118"/>
+          </w:tcPr>
+          <w:p>
+            <w:r>
+              <w:rPr>
+                <w:rFonts w:ascii="Courier New" w:hAnsi="Courier New"/>
+                <w:b/>
+                <w:sz w:val="18"/>
+              </w:rPr>
+              <w:t>internal_error</w:t>
+            </w:r>
+          </w:p>
+        </w:tc>
+        <w:tc>
+          <w:tcPr>
+            <w:tcW w:type="dxa" w:w="3118"/>
+          </w:tcPr>
+          <w:p>
+            <w:r>
+              <w:rPr>
+                <w:sz w:val="18"/>
+              </w:rPr>
+              <w:t>Внутренняя ошибка сервера</w:t>
+            </w:r>
+          </w:p>
+        </w:tc>
+      </w:tr>
+    </w:tbl>
+    <w:p/>
+    <w:p>
+      <w:pPr>
+        <w:pStyle w:val="ListBullet"/>
+      </w:pPr>
+      <w:r>
+        <w:rPr>
+          <w:sz w:val="18"/>
+        </w:rPr>
+        <w:t>⚑  HTTP 201 Created при успехе.</w:t>
+      </w:r>
+    </w:p>
+    <w:p>
+      <w:pPr>
+        <w:pStyle w:val="ListBullet"/>
+      </w:pPr>
+      <w:r>
+        <w:rPr>
+          <w:sz w:val="18"/>
+        </w:rPr>
+        <w:t>⚑  Требует заголовок Origin (CSRF).</w:t>
+      </w:r>
+    </w:p>
+    <w:p/>
+    <w:p>
+      <w:r>
+        <w:rPr>
+          <w:sz w:val="14"/>
+        </w:rPr>
+        <w:t>──────────────────────────────────────────────────────────────────────────────────────────</w:t>
+      </w:r>
+    </w:p>
+    <w:p>
+      <w:pPr>
+        <w:spacing w:before="200"/>
+      </w:pPr>
+      <w:r>
+        <w:rPr>
+          <w:b/>
+          <w:color w:val="B35B00"/>
+          <w:sz w:val="24"/>
+        </w:rPr>
+        <w:t xml:space="preserve">PATCH  </w:t>
+      </w:r>
+      <w:r>
+        <w:rPr>
+          <w:rFonts w:ascii="Courier New" w:hAnsi="Courier New"/>
+          <w:b/>
+          <w:sz w:val="24"/>
+        </w:rPr>
+        <w:t>/api/shops/:id</w:t>
+      </w:r>
+    </w:p>
+    <w:p>
+      <w:r>
+        <w:rPr>
+          <w:i/>
+          <w:sz w:val="20"/>
+        </w:rPr>
+        <w:t>Обновление магазина</w:t>
+      </w:r>
+    </w:p>
+    <w:tbl>
+      <w:tblPr>
+        <w:tblStyle w:val="TableGrid"/>
+        <w:tblW w:type="auto" w:w="0"/>
+        <w:tblLook w:firstColumn="1" w:firstRow="1" w:lastColumn="0" w:lastRow="0" w:noHBand="0" w:noVBand="1" w:val="04A0"/>
+      </w:tblPr>
+      <w:tblGrid>
+        <w:gridCol w:w="2835"/>
+        <w:gridCol w:w="6236"/>
+      </w:tblGrid>
+      <w:tr>
+        <w:tc>
+          <w:tcPr>
+            <w:tcW w:type="dxa" w:w="2835"/>
+            <w:shd w:val="clear" w:color="auto" w:fill="F3F4F6"/>
+          </w:tcPr>
+          <w:p>
+            <w:r>
+              <w:rPr>
+                <w:b/>
+                <w:sz w:val="18"/>
+              </w:rPr>
+              <w:t>Авторизация</w:t>
+            </w:r>
+          </w:p>
+        </w:tc>
+        <w:tc>
+          <w:tcPr>
+            <w:tcW w:type="dxa" w:w="6236"/>
+          </w:tcPr>
+          <w:p>
+            <w:r>
+              <w:rPr>
+                <w:rFonts w:ascii="Courier New" w:hAnsi="Courier New"/>
+                <w:b w:val="0"/>
+                <w:sz w:val="18"/>
+              </w:rPr>
+              <w:t>Требуется (cookie сессии)</w:t>
+            </w:r>
+          </w:p>
+        </w:tc>
+      </w:tr>
+      <w:tr>
+        <w:tc>
+          <w:tcPr>
+            <w:tcW w:type="dxa" w:w="2835"/>
+            <w:shd w:val="clear" w:color="auto" w:fill="F3F4F6"/>
+          </w:tcPr>
+          <w:p>
+            <w:r>
+              <w:rPr>
+                <w:b/>
+                <w:sz w:val="18"/>
+              </w:rPr>
+              <w:t>CSRF-защита</w:t>
+            </w:r>
+          </w:p>
+        </w:tc>
+        <w:tc>
+          <w:tcPr>
+            <w:tcW w:type="dxa" w:w="6236"/>
+          </w:tcPr>
+          <w:p>
+            <w:r>
+              <w:rPr>
+                <w:rFonts w:ascii="Courier New" w:hAnsi="Courier New"/>
+                <w:b w:val="0"/>
+                <w:sz w:val="18"/>
+              </w:rPr>
+              <w:t>Да (Origin/Referer)</w:t>
+            </w:r>
+          </w:p>
+        </w:tc>
+      </w:tr>
+    </w:tbl>
+    <w:p/>
+    <w:p>
+      <w:r>
+        <w:rPr>
+          <w:sz w:val="18"/>
+        </w:rPr>
+        <w:t>Частичное обновление (все поля опциональны). Если передаётся credentials — перешифровывается. Поля, не переданные в теле, остаются без изменений.</w:t>
+      </w:r>
+    </w:p>
+    <w:p/>
+    <w:tbl>
+      <w:tblPr>
+        <w:tblStyle w:val="TableGrid"/>
+        <w:tblW w:type="auto" w:w="0"/>
+        <w:tblLook w:firstColumn="1" w:firstRow="1" w:lastColumn="0" w:lastRow="0" w:noHBand="0" w:noVBand="1" w:val="04A0"/>
+      </w:tblPr>
+      <w:tblGrid>
+        <w:gridCol w:w="9355"/>
+      </w:tblGrid>
+      <w:tr>
+        <w:tc>
+          <w:tcPr>
+            <w:tcW w:type="dxa" w:w="9355"/>
+            <w:shd w:val="clear" w:color="auto" w:fill="E8EDF5"/>
+          </w:tcPr>
+          <w:p>
+            <w:r>
+              <w:rPr>
+                <w:b/>
+                <w:color w:val="1F3564"/>
+                <w:sz w:val="18"/>
+              </w:rPr>
+              <w:t>Тело запроса (application/json)</w:t>
+            </w:r>
+          </w:p>
+        </w:tc>
+      </w:tr>
+    </w:tbl>
+    <w:p/>
+    <w:tbl>
+      <w:tblPr>
+        <w:tblStyle w:val="TableGrid"/>
+        <w:tblW w:type="auto" w:w="0"/>
+        <w:tblLook w:firstColumn="1" w:firstRow="1" w:lastColumn="0" w:lastRow="0" w:noHBand="0" w:noVBand="1" w:val="04A0"/>
+      </w:tblPr>
+      <w:tblGrid>
+        <w:gridCol w:w="3118"/>
+        <w:gridCol w:w="3118"/>
+        <w:gridCol w:w="3118"/>
+      </w:tblGrid>
+      <w:tr>
+        <w:tc>
+          <w:tcPr>
+            <w:tcW w:type="dxa" w:w="3118"/>
+            <w:shd w:val="clear" w:color="auto" w:fill="D9E2F3"/>
+          </w:tcPr>
+          <w:p>
+            <w:r>
+              <w:rPr>
+                <w:b/>
+                <w:sz w:val="18"/>
+              </w:rPr>
+              <w:t>Поле</w:t>
+            </w:r>
+          </w:p>
+        </w:tc>
+        <w:tc>
+          <w:tcPr>
+            <w:tcW w:type="dxa" w:w="3118"/>
+            <w:shd w:val="clear" w:color="auto" w:fill="D9E2F3"/>
+          </w:tcPr>
+          <w:p>
+            <w:r>
+              <w:rPr>
+                <w:b/>
+                <w:sz w:val="18"/>
+              </w:rPr>
+              <w:t>Тип</w:t>
+            </w:r>
+          </w:p>
+        </w:tc>
+        <w:tc>
+          <w:tcPr>
+            <w:tcW w:type="dxa" w:w="3118"/>
+            <w:shd w:val="clear" w:color="auto" w:fill="D9E2F3"/>
+          </w:tcPr>
+          <w:p>
+            <w:r>
+              <w:rPr>
+                <w:b/>
+                <w:sz w:val="18"/>
+              </w:rPr>
+              <w:t>Описание</w:t>
+            </w:r>
+          </w:p>
+        </w:tc>
+      </w:tr>
+      <w:tr>
+        <w:tc>
+          <w:tcPr>
+            <w:tcW w:type="dxa" w:w="3118"/>
+          </w:tcPr>
+          <w:p>
+            <w:r>
+              <w:rPr>
+                <w:rFonts w:ascii="Courier New" w:hAnsi="Courier New"/>
+                <w:b/>
+                <w:sz w:val="18"/>
+              </w:rPr>
+              <w:t>name</w:t>
+            </w:r>
+          </w:p>
+        </w:tc>
+        <w:tc>
+          <w:tcPr>
+            <w:tcW w:type="dxa" w:w="3118"/>
+          </w:tcPr>
+          <w:p>
+            <w:r>
+              <w:rPr>
+                <w:rFonts w:ascii="Courier New" w:hAnsi="Courier New"/>
+                <w:b w:val="0"/>
+                <w:sz w:val="18"/>
+              </w:rPr>
+              <w:t>string (optional)</w:t>
+            </w:r>
+          </w:p>
+        </w:tc>
+        <w:tc>
+          <w:tcPr>
+            <w:tcW w:type="dxa" w:w="3118"/>
+          </w:tcPr>
+          <w:p>
+            <w:r>
+              <w:rPr>
+                <w:sz w:val="18"/>
+              </w:rPr>
+              <w:t>Новое название</w:t>
+            </w:r>
+          </w:p>
+        </w:tc>
+      </w:tr>
+      <w:tr>
+        <w:tc>
+          <w:tcPr>
+            <w:tcW w:type="dxa" w:w="3118"/>
+          </w:tcPr>
+          <w:p>
+            <w:r>
+              <w:rPr>
+                <w:rFonts w:ascii="Courier New" w:hAnsi="Courier New"/>
+                <w:b/>
+                <w:sz w:val="18"/>
+              </w:rPr>
+              <w:t>credentials</w:t>
+            </w:r>
+          </w:p>
+        </w:tc>
+        <w:tc>
+          <w:tcPr>
+            <w:tcW w:type="dxa" w:w="3118"/>
+          </w:tcPr>
+          <w:p>
+            <w:r>
+              <w:rPr>
+                <w:rFonts w:ascii="Courier New" w:hAnsi="Courier New"/>
+                <w:b w:val="0"/>
+                <w:sz w:val="18"/>
+              </w:rPr>
+              <w:t>object (optional)</w:t>
+            </w:r>
+          </w:p>
+        </w:tc>
+        <w:tc>
+          <w:tcPr>
+            <w:tcW w:type="dxa" w:w="3118"/>
+          </w:tcPr>
+          <w:p>
+            <w:r>
+              <w:rPr>
+                <w:sz w:val="18"/>
+              </w:rPr>
+              <w:t>Новые учётные данные (будут перешифрованы)</w:t>
+            </w:r>
+          </w:p>
+        </w:tc>
+      </w:tr>
+      <w:tr>
+        <w:tc>
+          <w:tcPr>
+            <w:tcW w:type="dxa" w:w="3118"/>
+          </w:tcPr>
+          <w:p>
+            <w:r>
+              <w:rPr>
+                <w:rFonts w:ascii="Courier New" w:hAnsi="Courier New"/>
+                <w:b/>
+                <w:sz w:val="18"/>
+              </w:rPr>
+              <w:t>autoUpdateEnabled</w:t>
+            </w:r>
+          </w:p>
+        </w:tc>
+        <w:tc>
+          <w:tcPr>
+            <w:tcW w:type="dxa" w:w="3118"/>
+          </w:tcPr>
+          <w:p>
+            <w:r>
+              <w:rPr>
+                <w:rFonts w:ascii="Courier New" w:hAnsi="Courier New"/>
+                <w:b w:val="0"/>
+                <w:sz w:val="18"/>
+              </w:rPr>
+              <w:t>bool (optional)</w:t>
+            </w:r>
+          </w:p>
+        </w:tc>
+        <w:tc>
+          <w:tcPr>
+            <w:tcW w:type="dxa" w:w="3118"/>
+          </w:tcPr>
+          <w:p>
+            <w:r>
+              <w:rPr>
+                <w:sz w:val="18"/>
+              </w:rPr>
+              <w:t>Включить/выключить авто-обновление цен</w:t>
+            </w:r>
+          </w:p>
+        </w:tc>
+      </w:tr>
+      <w:tr>
+        <w:tc>
+          <w:tcPr>
+            <w:tcW w:type="dxa" w:w="3118"/>
+          </w:tcPr>
+          <w:p>
+            <w:r>
+              <w:rPr>
+                <w:rFonts w:ascii="Courier New" w:hAnsi="Courier New"/>
+                <w:b/>
+                <w:sz w:val="18"/>
+              </w:rPr>
+              <w:t>scheduleCron</w:t>
+            </w:r>
+          </w:p>
+        </w:tc>
+        <w:tc>
+          <w:tcPr>
+            <w:tcW w:type="dxa" w:w="3118"/>
+          </w:tcPr>
+          <w:p>
+            <w:r>
+              <w:rPr>
+                <w:rFonts w:ascii="Courier New" w:hAnsi="Courier New"/>
+                <w:b w:val="0"/>
+                <w:sz w:val="18"/>
+              </w:rPr>
+              <w:t>string (optional)</w:t>
+            </w:r>
+          </w:p>
+        </w:tc>
+        <w:tc>
+          <w:tcPr>
+            <w:tcW w:type="dxa" w:w="3118"/>
+          </w:tcPr>
+          <w:p>
+            <w:r>
+              <w:rPr>
+                <w:sz w:val="18"/>
+              </w:rPr>
+              <w:t>Новое cron-расписание (например: 0 */6 * * *)</w:t>
+            </w:r>
+          </w:p>
+        </w:tc>
+      </w:tr>
+    </w:tbl>
+    <w:p/>
+    <w:tbl>
+      <w:tblPr>
+        <w:tblStyle w:val="TableGrid"/>
+        <w:tblW w:type="auto" w:w="0"/>
+        <w:tblLook w:firstColumn="1" w:firstRow="1" w:lastColumn="0" w:lastRow="0" w:noHBand="0" w:noVBand="1" w:val="04A0"/>
+      </w:tblPr>
+      <w:tblGrid>
+        <w:gridCol w:w="9355"/>
+      </w:tblGrid>
+      <w:tr>
+        <w:tc>
+          <w:tcPr>
+            <w:tcW w:type="dxa" w:w="9355"/>
+            <w:shd w:val="clear" w:color="auto" w:fill="E8EDF5"/>
+          </w:tcPr>
+          <w:p>
+            <w:r>
+              <w:rPr>
+                <w:b/>
+                <w:color w:val="1F3564"/>
+                <w:sz w:val="18"/>
+              </w:rPr>
+              <w:t>Тело ответа (application/json)</w:t>
+            </w:r>
+          </w:p>
+        </w:tc>
+      </w:tr>
+    </w:tbl>
+    <w:p/>
+    <w:tbl>
+      <w:tblPr>
+        <w:tblStyle w:val="TableGrid"/>
+        <w:tblW w:type="auto" w:w="0"/>
+        <w:tblLook w:firstColumn="1" w:firstRow="1" w:lastColumn="0" w:lastRow="0" w:noHBand="0" w:noVBand="1" w:val="04A0"/>
+      </w:tblPr>
+      <w:tblGrid>
+        <w:gridCol w:w="3118"/>
+        <w:gridCol w:w="3118"/>
+        <w:gridCol w:w="3118"/>
+      </w:tblGrid>
+      <w:tr>
+        <w:tc>
+          <w:tcPr>
+            <w:tcW w:type="dxa" w:w="3118"/>
+            <w:shd w:val="clear" w:color="auto" w:fill="D9E2F3"/>
+          </w:tcPr>
+          <w:p>
+            <w:r>
+              <w:rPr>
+                <w:b/>
+                <w:sz w:val="18"/>
+              </w:rPr>
+              <w:t>Поле</w:t>
+            </w:r>
+          </w:p>
+        </w:tc>
+        <w:tc>
+          <w:tcPr>
+            <w:tcW w:type="dxa" w:w="3118"/>
+            <w:shd w:val="clear" w:color="auto" w:fill="D9E2F3"/>
+          </w:tcPr>
+          <w:p>
+            <w:r>
+              <w:rPr>
+                <w:b/>
+                <w:sz w:val="18"/>
+              </w:rPr>
+              <w:t>Тип</w:t>
+            </w:r>
+          </w:p>
+        </w:tc>
+        <w:tc>
+          <w:tcPr>
+            <w:tcW w:type="dxa" w:w="3118"/>
+            <w:shd w:val="clear" w:color="auto" w:fill="D9E2F3"/>
+          </w:tcPr>
+          <w:p>
+            <w:r>
+              <w:rPr>
+                <w:b/>
+                <w:sz w:val="18"/>
+              </w:rPr>
+              <w:t>Описание</w:t>
+            </w:r>
+          </w:p>
+        </w:tc>
+      </w:tr>
+      <w:tr>
+        <w:tc>
+          <w:tcPr>
+            <w:tcW w:type="dxa" w:w="3118"/>
+          </w:tcPr>
+          <w:p>
+            <w:r>
+              <w:rPr>
+                <w:rFonts w:ascii="Courier New" w:hAnsi="Courier New"/>
+                <w:b/>
+                <w:sz w:val="18"/>
+              </w:rPr>
+              <w:t>id</w:t>
+            </w:r>
+          </w:p>
+        </w:tc>
+        <w:tc>
+          <w:tcPr>
+            <w:tcW w:type="dxa" w:w="3118"/>
+          </w:tcPr>
+          <w:p>
+            <w:r>
+              <w:rPr>
+                <w:rFonts w:ascii="Courier New" w:hAnsi="Courier New"/>
+                <w:b w:val="0"/>
+                <w:sz w:val="18"/>
+              </w:rPr>
+              <w:t>string (UUID)</w:t>
+            </w:r>
+          </w:p>
+        </w:tc>
+        <w:tc>
+          <w:tcPr>
+            <w:tcW w:type="dxa" w:w="3118"/>
+          </w:tcPr>
+          <w:p>
+            <w:r>
+              <w:rPr>
+                <w:sz w:val="18"/>
+              </w:rPr>
+              <w:t>Идентификатор магазина</w:t>
+            </w:r>
+          </w:p>
+        </w:tc>
+      </w:tr>
+      <w:tr>
+        <w:tc>
+          <w:tcPr>
+            <w:tcW w:type="dxa" w:w="3118"/>
+          </w:tcPr>
+          <w:p>
+            <w:r>
+              <w:rPr>
+                <w:rFonts w:ascii="Courier New" w:hAnsi="Courier New"/>
+                <w:b/>
+                <w:sz w:val="18"/>
+              </w:rPr>
+              <w:t>marketplace</w:t>
+            </w:r>
+          </w:p>
+        </w:tc>
+        <w:tc>
+          <w:tcPr>
+            <w:tcW w:type="dxa" w:w="3118"/>
+          </w:tcPr>
+          <w:p>
+            <w:r>
+              <w:rPr>
+                <w:rFonts w:ascii="Courier New" w:hAnsi="Courier New"/>
+                <w:b w:val="0"/>
+                <w:sz w:val="18"/>
+              </w:rPr>
+              <w:t>string</w:t>
+            </w:r>
+          </w:p>
+        </w:tc>
+        <w:tc>
+          <w:tcPr>
+            <w:tcW w:type="dxa" w:w="3118"/>
+          </w:tcPr>
+          <w:p>
+            <w:r>
+              <w:rPr>
+                <w:sz w:val="18"/>
+              </w:rPr>
+              <w:t>Маркетплейс</w:t>
+            </w:r>
+          </w:p>
+        </w:tc>
+      </w:tr>
+      <w:tr>
+        <w:tc>
+          <w:tcPr>
+            <w:tcW w:type="dxa" w:w="3118"/>
+          </w:tcPr>
+          <w:p>
+            <w:r>
+              <w:rPr>
+                <w:rFonts w:ascii="Courier New" w:hAnsi="Courier New"/>
+                <w:b/>
+                <w:sz w:val="18"/>
+              </w:rPr>
+              <w:t>name</w:t>
+            </w:r>
+          </w:p>
+        </w:tc>
+        <w:tc>
+          <w:tcPr>
+            <w:tcW w:type="dxa" w:w="3118"/>
+          </w:tcPr>
+          <w:p>
+            <w:r>
+              <w:rPr>
+                <w:rFonts w:ascii="Courier New" w:hAnsi="Courier New"/>
+                <w:b w:val="0"/>
+                <w:sz w:val="18"/>
+              </w:rPr>
+              <w:t>string</w:t>
+            </w:r>
+          </w:p>
+        </w:tc>
+        <w:tc>
+          <w:tcPr>
+            <w:tcW w:type="dxa" w:w="3118"/>
+          </w:tcPr>
+          <w:p>
+            <w:r>
+              <w:rPr>
+                <w:sz w:val="18"/>
+              </w:rPr>
+              <w:t>Обновлённое название</w:t>
+            </w:r>
+          </w:p>
+        </w:tc>
+      </w:tr>
+      <w:tr>
+        <w:tc>
+          <w:tcPr>
+            <w:tcW w:type="dxa" w:w="3118"/>
+          </w:tcPr>
+          <w:p>
+            <w:r>
+              <w:rPr>
+                <w:rFonts w:ascii="Courier New" w:hAnsi="Courier New"/>
+                <w:b/>
+                <w:sz w:val="18"/>
+              </w:rPr>
+              <w:t>status</w:t>
+            </w:r>
+          </w:p>
+        </w:tc>
+        <w:tc>
+          <w:tcPr>
+            <w:tcW w:type="dxa" w:w="3118"/>
+          </w:tcPr>
+          <w:p>
+            <w:r>
+              <w:rPr>
+                <w:rFonts w:ascii="Courier New" w:hAnsi="Courier New"/>
+                <w:b w:val="0"/>
+                <w:sz w:val="18"/>
+              </w:rPr>
+              <w:t>string</w:t>
+            </w:r>
+          </w:p>
+        </w:tc>
+        <w:tc>
+          <w:tcPr>
+            <w:tcW w:type="dxa" w:w="3118"/>
+          </w:tcPr>
+          <w:p>
+            <w:r>
+              <w:rPr>
+                <w:sz w:val="18"/>
+              </w:rPr>
+              <w:t>Текущий статус</w:t>
+            </w:r>
+          </w:p>
+        </w:tc>
+      </w:tr>
+      <w:tr>
+        <w:tc>
+          <w:tcPr>
+            <w:tcW w:type="dxa" w:w="3118"/>
+          </w:tcPr>
+          <w:p>
+            <w:r>
+              <w:rPr>
+                <w:rFonts w:ascii="Courier New" w:hAnsi="Courier New"/>
+                <w:b/>
+                <w:sz w:val="18"/>
+              </w:rPr>
+              <w:t>autoUpdateEnabled</w:t>
+            </w:r>
+          </w:p>
+        </w:tc>
+        <w:tc>
+          <w:tcPr>
+            <w:tcW w:type="dxa" w:w="3118"/>
+          </w:tcPr>
+          <w:p>
+            <w:r>
+              <w:rPr>
+                <w:rFonts w:ascii="Courier New" w:hAnsi="Courier New"/>
+                <w:b w:val="0"/>
+                <w:sz w:val="18"/>
+              </w:rPr>
+              <w:t>bool</w:t>
+            </w:r>
+          </w:p>
+        </w:tc>
+        <w:tc>
+          <w:tcPr>
+            <w:tcW w:type="dxa" w:w="3118"/>
+          </w:tcPr>
+          <w:p>
+            <w:r>
+              <w:rPr>
+                <w:sz w:val="18"/>
+              </w:rPr>
+              <w:t>Флаг автообновления</w:t>
+            </w:r>
+          </w:p>
+        </w:tc>
+      </w:tr>
+      <w:tr>
+        <w:tc>
+          <w:tcPr>
+            <w:tcW w:type="dxa" w:w="3118"/>
+          </w:tcPr>
+          <w:p>
+            <w:r>
+              <w:rPr>
+                <w:rFonts w:ascii="Courier New" w:hAnsi="Courier New"/>
+                <w:b/>
+                <w:sz w:val="18"/>
+              </w:rPr>
+              <w:t>scheduleCron</w:t>
+            </w:r>
+          </w:p>
+        </w:tc>
+        <w:tc>
+          <w:tcPr>
+            <w:tcW w:type="dxa" w:w="3118"/>
+          </w:tcPr>
+          <w:p>
+            <w:r>
+              <w:rPr>
+                <w:rFonts w:ascii="Courier New" w:hAnsi="Courier New"/>
+                <w:b w:val="0"/>
+                <w:sz w:val="18"/>
+              </w:rPr>
+              <w:t>string</w:t>
+            </w:r>
+          </w:p>
+        </w:tc>
+        <w:tc>
+          <w:tcPr>
+            <w:tcW w:type="dxa" w:w="3118"/>
+          </w:tcPr>
+          <w:p>
+            <w:r>
+              <w:rPr>
+                <w:sz w:val="18"/>
+              </w:rPr>
+              <w:t>Cron-расписание</w:t>
+            </w:r>
+          </w:p>
+        </w:tc>
+      </w:tr>
+      <w:tr>
+        <w:tc>
+          <w:tcPr>
+            <w:tcW w:type="dxa" w:w="3118"/>
+          </w:tcPr>
+          <w:p>
+            <w:r>
+              <w:rPr>
+                <w:rFonts w:ascii="Courier New" w:hAnsi="Courier New"/>
+                <w:b/>
+                <w:sz w:val="18"/>
+              </w:rPr>
+              <w:t>updatedAt</w:t>
+            </w:r>
+          </w:p>
+        </w:tc>
+        <w:tc>
+          <w:tcPr>
+            <w:tcW w:type="dxa" w:w="3118"/>
+          </w:tcPr>
+          <w:p>
+            <w:r>
+              <w:rPr>
+                <w:rFonts w:ascii="Courier New" w:hAnsi="Courier New"/>
+                <w:b w:val="0"/>
+                <w:sz w:val="18"/>
+              </w:rPr>
+              <w:t>string (RFC 3339)</w:t>
+            </w:r>
+          </w:p>
+        </w:tc>
+        <w:tc>
+          <w:tcPr>
+            <w:tcW w:type="dxa" w:w="3118"/>
+          </w:tcPr>
+          <w:p>
+            <w:r>
+              <w:rPr>
+                <w:sz w:val="18"/>
+              </w:rPr>
+              <w:t>Дата обновления (UTC)</w:t>
+            </w:r>
+          </w:p>
+        </w:tc>
+      </w:tr>
+    </w:tbl>
+    <w:p/>
+    <w:tbl>
+      <w:tblPr>
+        <w:tblStyle w:val="TableGrid"/>
+        <w:tblW w:type="auto" w:w="0"/>
+        <w:tblLook w:firstColumn="1" w:firstRow="1" w:lastColumn="0" w:lastRow="0" w:noHBand="0" w:noVBand="1" w:val="04A0"/>
+      </w:tblPr>
+      <w:tblGrid>
+        <w:gridCol w:w="9355"/>
+      </w:tblGrid>
+      <w:tr>
+        <w:tc>
+          <w:tcPr>
+            <w:tcW w:type="dxa" w:w="9355"/>
+            <w:shd w:val="clear" w:color="auto" w:fill="E8EDF5"/>
+          </w:tcPr>
+          <w:p>
+            <w:r>
+              <w:rPr>
+                <w:b/>
+                <w:color w:val="1F3564"/>
+                <w:sz w:val="18"/>
+              </w:rPr>
+              <w:t>Коды ошибок</w:t>
+            </w:r>
+          </w:p>
+        </w:tc>
+      </w:tr>
+    </w:tbl>
+    <w:p/>
+    <w:tbl>
+      <w:tblPr>
+        <w:tblStyle w:val="TableGrid"/>
+        <w:tblW w:type="auto" w:w="0"/>
+        <w:tblLook w:firstColumn="1" w:firstRow="1" w:lastColumn="0" w:lastRow="0" w:noHBand="0" w:noVBand="1" w:val="04A0"/>
+      </w:tblPr>
+      <w:tblGrid>
+        <w:gridCol w:w="3118"/>
+        <w:gridCol w:w="3118"/>
+        <w:gridCol w:w="3118"/>
+      </w:tblGrid>
+      <w:tr>
+        <w:tc>
+          <w:tcPr>
+            <w:tcW w:type="dxa" w:w="3118"/>
+            <w:shd w:val="clear" w:color="auto" w:fill="D9E2F3"/>
+          </w:tcPr>
+          <w:p>
+            <w:r>
+              <w:rPr>
+                <w:b/>
+                <w:sz w:val="18"/>
+              </w:rPr>
+              <w:t>HTTP</w:t>
+            </w:r>
+          </w:p>
+        </w:tc>
+        <w:tc>
+          <w:tcPr>
+            <w:tcW w:type="dxa" w:w="3118"/>
+            <w:shd w:val="clear" w:color="auto" w:fill="D9E2F3"/>
+          </w:tcPr>
+          <w:p>
+            <w:r>
+              <w:rPr>
+                <w:b/>
+                <w:sz w:val="18"/>
+              </w:rPr>
+              <w:t>code</w:t>
+            </w:r>
+          </w:p>
+        </w:tc>
+        <w:tc>
+          <w:tcPr>
+            <w:tcW w:type="dxa" w:w="3118"/>
+            <w:shd w:val="clear" w:color="auto" w:fill="D9E2F3"/>
+          </w:tcPr>
+          <w:p>
+            <w:r>
+              <w:rPr>
+                <w:b/>
+                <w:sz w:val="18"/>
+              </w:rPr>
+              <w:t>Описание</w:t>
+            </w:r>
+          </w:p>
+        </w:tc>
+      </w:tr>
+      <w:tr>
+        <w:tc>
+          <w:tcPr>
+            <w:tcW w:type="dxa" w:w="3118"/>
+          </w:tcPr>
+          <w:p>
+            <w:r>
+              <w:rPr>
+                <w:rFonts w:ascii="Courier New" w:hAnsi="Courier New"/>
+                <w:b w:val="0"/>
+                <w:sz w:val="18"/>
+              </w:rPr>
+              <w:t>400</w:t>
+            </w:r>
+          </w:p>
+        </w:tc>
+        <w:tc>
+          <w:tcPr>
+            <w:tcW w:type="dxa" w:w="3118"/>
+          </w:tcPr>
+          <w:p>
+            <w:r>
+              <w:rPr>
+                <w:rFonts w:ascii="Courier New" w:hAnsi="Courier New"/>
+                <w:b/>
+                <w:sz w:val="18"/>
+              </w:rPr>
+              <w:t>bad_request</w:t>
+            </w:r>
+          </w:p>
+        </w:tc>
+        <w:tc>
+          <w:tcPr>
+            <w:tcW w:type="dxa" w:w="3118"/>
+          </w:tcPr>
+          <w:p>
+            <w:r>
+              <w:rPr>
+                <w:sz w:val="18"/>
+              </w:rPr>
+              <w:t>Некорректный формат запроса</w:t>
+            </w:r>
+          </w:p>
+        </w:tc>
+      </w:tr>
+      <w:tr>
+        <w:tc>
+          <w:tcPr>
+            <w:tcW w:type="dxa" w:w="3118"/>
+          </w:tcPr>
+          <w:p>
+            <w:r>
+              <w:rPr>
+                <w:rFonts w:ascii="Courier New" w:hAnsi="Courier New"/>
+                <w:b w:val="0"/>
+                <w:sz w:val="18"/>
+              </w:rPr>
+              <w:t>401</w:t>
+            </w:r>
+          </w:p>
+        </w:tc>
+        <w:tc>
+          <w:tcPr>
+            <w:tcW w:type="dxa" w:w="3118"/>
+          </w:tcPr>
+          <w:p>
+            <w:r>
+              <w:rPr>
+                <w:rFonts w:ascii="Courier New" w:hAnsi="Courier New"/>
+                <w:b/>
+                <w:sz w:val="18"/>
+              </w:rPr>
+              <w:t>unauthorized</w:t>
+            </w:r>
+          </w:p>
+        </w:tc>
+        <w:tc>
+          <w:tcPr>
+            <w:tcW w:type="dxa" w:w="3118"/>
+          </w:tcPr>
+          <w:p>
+            <w:r>
+              <w:rPr>
+                <w:sz w:val="18"/>
+              </w:rPr>
+              <w:t>Сессия отсутствует или истекла</w:t>
+            </w:r>
+          </w:p>
+        </w:tc>
+      </w:tr>
+      <w:tr>
+        <w:tc>
+          <w:tcPr>
+            <w:tcW w:type="dxa" w:w="3118"/>
+          </w:tcPr>
+          <w:p>
+            <w:r>
+              <w:rPr>
+                <w:rFonts w:ascii="Courier New" w:hAnsi="Courier New"/>
+                <w:b w:val="0"/>
+                <w:sz w:val="18"/>
+              </w:rPr>
+              <w:t>404</w:t>
+            </w:r>
+          </w:p>
+        </w:tc>
+        <w:tc>
+          <w:tcPr>
+            <w:tcW w:type="dxa" w:w="3118"/>
+          </w:tcPr>
+          <w:p>
+            <w:r>
+              <w:rPr>
+                <w:rFonts w:ascii="Courier New" w:hAnsi="Courier New"/>
+                <w:b/>
+                <w:sz w:val="18"/>
+              </w:rPr>
+              <w:t>shop_not_found</w:t>
+            </w:r>
+          </w:p>
+        </w:tc>
+        <w:tc>
+          <w:tcPr>
+            <w:tcW w:type="dxa" w:w="3118"/>
+          </w:tcPr>
+          <w:p>
+            <w:r>
+              <w:rPr>
+                <w:sz w:val="18"/>
+              </w:rPr>
+              <w:t>Магазин не найден</w:t>
+            </w:r>
+          </w:p>
+        </w:tc>
+      </w:tr>
+      <w:tr>
+        <w:tc>
+          <w:tcPr>
+            <w:tcW w:type="dxa" w:w="3118"/>
+          </w:tcPr>
+          <w:p>
+            <w:r>
+              <w:rPr>
+                <w:rFonts w:ascii="Courier New" w:hAnsi="Courier New"/>
+                <w:b w:val="0"/>
+                <w:sz w:val="18"/>
+              </w:rPr>
+              <w:t>500</w:t>
+            </w:r>
+          </w:p>
+        </w:tc>
+        <w:tc>
+          <w:tcPr>
+            <w:tcW w:type="dxa" w:w="3118"/>
+          </w:tcPr>
+          <w:p>
+            <w:r>
+              <w:rPr>
+                <w:rFonts w:ascii="Courier New" w:hAnsi="Courier New"/>
+                <w:b/>
+                <w:sz w:val="18"/>
+              </w:rPr>
+              <w:t>internal_error</w:t>
+            </w:r>
+          </w:p>
+        </w:tc>
+        <w:tc>
+          <w:tcPr>
+            <w:tcW w:type="dxa" w:w="3118"/>
+          </w:tcPr>
+          <w:p>
+            <w:r>
+              <w:rPr>
+                <w:sz w:val="18"/>
+              </w:rPr>
+              <w:t>Внутренняя ошибка сервера</w:t>
+            </w:r>
+          </w:p>
+        </w:tc>
+      </w:tr>
+    </w:tbl>
+    <w:p/>
+    <w:p>
+      <w:pPr>
+        <w:pStyle w:val="ListBullet"/>
+      </w:pPr>
+      <w:r>
+        <w:rPr>
+          <w:sz w:val="18"/>
+        </w:rPr>
+        <w:t>⚑  Требует заголовок Origin (CSRF).</w:t>
+      </w:r>
+    </w:p>
+    <w:p/>
+    <w:p>
+      <w:r>
+        <w:rPr>
+          <w:sz w:val="14"/>
+        </w:rPr>
+        <w:t>──────────────────────────────────────────────────────────────────────────────────────────</w:t>
+      </w:r>
+    </w:p>
+    <w:p>
+      <w:pPr>
+        <w:spacing w:before="200"/>
+      </w:pPr>
+      <w:r>
+        <w:rPr>
+          <w:b/>
+          <w:color w:val="CC0000"/>
+          <w:sz w:val="24"/>
+        </w:rPr>
+        <w:t xml:space="preserve">DELETE  </w:t>
+      </w:r>
+      <w:r>
+        <w:rPr>
+          <w:rFonts w:ascii="Courier New" w:hAnsi="Courier New"/>
+          <w:b/>
+          <w:sz w:val="24"/>
+        </w:rPr>
+        <w:t>/api/shops/:id</w:t>
+      </w:r>
+    </w:p>
+    <w:p>
+      <w:r>
+        <w:rPr>
+          <w:i/>
+          <w:sz w:val="20"/>
+        </w:rPr>
+        <w:t>Удаление магазина</w:t>
+      </w:r>
+    </w:p>
+    <w:tbl>
+      <w:tblPr>
+        <w:tblStyle w:val="TableGrid"/>
+        <w:tblW w:type="auto" w:w="0"/>
+        <w:tblLook w:firstColumn="1" w:firstRow="1" w:lastColumn="0" w:lastRow="0" w:noHBand="0" w:noVBand="1" w:val="04A0"/>
+      </w:tblPr>
+      <w:tblGrid>
+        <w:gridCol w:w="2835"/>
+        <w:gridCol w:w="6236"/>
+      </w:tblGrid>
+      <w:tr>
+        <w:tc>
+          <w:tcPr>
+            <w:tcW w:type="dxa" w:w="2835"/>
+            <w:shd w:val="clear" w:color="auto" w:fill="F3F4F6"/>
+          </w:tcPr>
+          <w:p>
+            <w:r>
+              <w:rPr>
+                <w:b/>
+                <w:sz w:val="18"/>
+              </w:rPr>
+              <w:t>Авторизация</w:t>
+            </w:r>
+          </w:p>
+        </w:tc>
+        <w:tc>
+          <w:tcPr>
+            <w:tcW w:type="dxa" w:w="6236"/>
+          </w:tcPr>
+          <w:p>
+            <w:r>
+              <w:rPr>
+                <w:rFonts w:ascii="Courier New" w:hAnsi="Courier New"/>
+                <w:b w:val="0"/>
+                <w:sz w:val="18"/>
+              </w:rPr>
+              <w:t>Требуется (cookie сессии)</w:t>
+            </w:r>
+          </w:p>
+        </w:tc>
+      </w:tr>
+      <w:tr>
+        <w:tc>
+          <w:tcPr>
+            <w:tcW w:type="dxa" w:w="2835"/>
+            <w:shd w:val="clear" w:color="auto" w:fill="F3F4F6"/>
+          </w:tcPr>
+          <w:p>
+            <w:r>
+              <w:rPr>
+                <w:b/>
+                <w:sz w:val="18"/>
+              </w:rPr>
+              <w:t>CSRF-защита</w:t>
+            </w:r>
+          </w:p>
+        </w:tc>
+        <w:tc>
+          <w:tcPr>
+            <w:tcW w:type="dxa" w:w="6236"/>
+          </w:tcPr>
+          <w:p>
+            <w:r>
+              <w:rPr>
+                <w:rFonts w:ascii="Courier New" w:hAnsi="Courier New"/>
+                <w:b w:val="0"/>
+                <w:sz w:val="18"/>
+              </w:rPr>
+              <w:t>Да (Origin/Referer)</w:t>
+            </w:r>
+          </w:p>
+        </w:tc>
+      </w:tr>
+    </w:tbl>
+    <w:p/>
+    <w:p>
+      <w:r>
+        <w:rPr>
+          <w:sz w:val="18"/>
+        </w:rPr>
+        <w:t>Безвозвратно удаляет магазин и все связанные данные (ON DELETE CASCADE в БД).</w:t>
+      </w:r>
+    </w:p>
+    <w:p/>
+    <w:tbl>
+      <w:tblPr>
+        <w:tblStyle w:val="TableGrid"/>
+        <w:tblW w:type="auto" w:w="0"/>
+        <w:tblLook w:firstColumn="1" w:firstRow="1" w:lastColumn="0" w:lastRow="0" w:noHBand="0" w:noVBand="1" w:val="04A0"/>
+      </w:tblPr>
+      <w:tblGrid>
+        <w:gridCol w:w="9355"/>
+      </w:tblGrid>
+      <w:tr>
+        <w:tc>
+          <w:tcPr>
+            <w:tcW w:type="dxa" w:w="9355"/>
+            <w:shd w:val="clear" w:color="auto" w:fill="E8EDF5"/>
+          </w:tcPr>
+          <w:p>
+            <w:r>
+              <w:rPr>
+                <w:b/>
+                <w:color w:val="1F3564"/>
+                <w:sz w:val="18"/>
+              </w:rPr>
+              <w:t>Тело запроса (application/json)</w:t>
+            </w:r>
+          </w:p>
+        </w:tc>
+      </w:tr>
+    </w:tbl>
+    <w:p/>
+    <w:tbl>
+      <w:tblPr>
+        <w:tblStyle w:val="TableGrid"/>
+        <w:tblW w:type="auto" w:w="0"/>
+        <w:tblLook w:firstColumn="1" w:firstRow="1" w:lastColumn="0" w:lastRow="0" w:noHBand="0" w:noVBand="1" w:val="04A0"/>
+      </w:tblPr>
+      <w:tblGrid>
+        <w:gridCol w:w="3118"/>
+        <w:gridCol w:w="3118"/>
+        <w:gridCol w:w="3118"/>
+      </w:tblGrid>
+      <w:tr>
+        <w:tc>
+          <w:tcPr>
+            <w:tcW w:type="dxa" w:w="3118"/>
+            <w:shd w:val="clear" w:color="auto" w:fill="D9E2F3"/>
+          </w:tcPr>
+          <w:p>
+            <w:r>
+              <w:rPr>
+                <w:b/>
+                <w:sz w:val="18"/>
+              </w:rPr>
+              <w:t>Поле</w:t>
+            </w:r>
+          </w:p>
+        </w:tc>
+        <w:tc>
+          <w:tcPr>
+            <w:tcW w:type="dxa" w:w="3118"/>
+            <w:shd w:val="clear" w:color="auto" w:fill="D9E2F3"/>
+          </w:tcPr>
+          <w:p>
+            <w:r>
+              <w:rPr>
+                <w:b/>
+                <w:sz w:val="18"/>
+              </w:rPr>
+              <w:t>Тип</w:t>
+            </w:r>
+          </w:p>
+        </w:tc>
+        <w:tc>
+          <w:tcPr>
+            <w:tcW w:type="dxa" w:w="3118"/>
+            <w:shd w:val="clear" w:color="auto" w:fill="D9E2F3"/>
+          </w:tcPr>
+          <w:p>
+            <w:r>
+              <w:rPr>
+                <w:b/>
+                <w:sz w:val="18"/>
+              </w:rPr>
+              <w:t>Описание</w:t>
+            </w:r>
+          </w:p>
+        </w:tc>
+      </w:tr>
+      <w:tr>
+        <w:tc>
+          <w:tcPr>
+            <w:tcW w:type="dxa" w:w="3118"/>
+          </w:tcPr>
+          <w:p>
+            <w:r>
+              <w:rPr>
+                <w:rFonts w:ascii="Courier New" w:hAnsi="Courier New"/>
+                <w:b/>
+                <w:sz w:val="18"/>
+              </w:rPr>
+              <w:t>:id</w:t>
+            </w:r>
+          </w:p>
+        </w:tc>
+        <w:tc>
+          <w:tcPr>
+            <w:tcW w:type="dxa" w:w="3118"/>
+          </w:tcPr>
+          <w:p>
+            <w:r>
+              <w:rPr>
+                <w:rFonts w:ascii="Courier New" w:hAnsi="Courier New"/>
+                <w:b w:val="0"/>
+                <w:sz w:val="18"/>
+              </w:rPr>
+              <w:t>string (UUID, path)</w:t>
+            </w:r>
+          </w:p>
+        </w:tc>
+        <w:tc>
+          <w:tcPr>
+            <w:tcW w:type="dxa" w:w="3118"/>
+          </w:tcPr>
+          <w:p>
+            <w:r>
+              <w:rPr>
+                <w:sz w:val="18"/>
+              </w:rPr>
+              <w:t>Идентификатор магазина</w:t>
+            </w:r>
+          </w:p>
+        </w:tc>
+      </w:tr>
+    </w:tbl>
+    <w:p/>
+    <w:tbl>
+      <w:tblPr>
+        <w:tblStyle w:val="TableGrid"/>
+        <w:tblW w:type="auto" w:w="0"/>
+        <w:tblLook w:firstColumn="1" w:firstRow="1" w:lastColumn="0" w:lastRow="0" w:noHBand="0" w:noVBand="1" w:val="04A0"/>
+      </w:tblPr>
+      <w:tblGrid>
+        <w:gridCol w:w="9355"/>
+      </w:tblGrid>
+      <w:tr>
+        <w:tc>
+          <w:tcPr>
+            <w:tcW w:type="dxa" w:w="9355"/>
+            <w:shd w:val="clear" w:color="auto" w:fill="E8EDF5"/>
+          </w:tcPr>
+          <w:p>
+            <w:r>
+              <w:rPr>
+                <w:b/>
+                <w:color w:val="1F3564"/>
+                <w:sz w:val="18"/>
+              </w:rPr>
+              <w:t>Коды ошибок</w:t>
+            </w:r>
+          </w:p>
+        </w:tc>
+      </w:tr>
+    </w:tbl>
+    <w:p/>
+    <w:tbl>
+      <w:tblPr>
+        <w:tblStyle w:val="TableGrid"/>
+        <w:tblW w:type="auto" w:w="0"/>
+        <w:tblLook w:firstColumn="1" w:firstRow="1" w:lastColumn="0" w:lastRow="0" w:noHBand="0" w:noVBand="1" w:val="04A0"/>
+      </w:tblPr>
+      <w:tblGrid>
+        <w:gridCol w:w="3118"/>
+        <w:gridCol w:w="3118"/>
+        <w:gridCol w:w="3118"/>
+      </w:tblGrid>
+      <w:tr>
+        <w:tc>
+          <w:tcPr>
+            <w:tcW w:type="dxa" w:w="3118"/>
+            <w:shd w:val="clear" w:color="auto" w:fill="D9E2F3"/>
+          </w:tcPr>
+          <w:p>
+            <w:r>
+              <w:rPr>
+                <w:b/>
+                <w:sz w:val="18"/>
+              </w:rPr>
+              <w:t>HTTP</w:t>
+            </w:r>
+          </w:p>
+        </w:tc>
+        <w:tc>
+          <w:tcPr>
+            <w:tcW w:type="dxa" w:w="3118"/>
+            <w:shd w:val="clear" w:color="auto" w:fill="D9E2F3"/>
+          </w:tcPr>
+          <w:p>
+            <w:r>
+              <w:rPr>
+                <w:b/>
+                <w:sz w:val="18"/>
+              </w:rPr>
+              <w:t>code</w:t>
+            </w:r>
+          </w:p>
+        </w:tc>
+        <w:tc>
+          <w:tcPr>
+            <w:tcW w:type="dxa" w:w="3118"/>
+            <w:shd w:val="clear" w:color="auto" w:fill="D9E2F3"/>
+          </w:tcPr>
+          <w:p>
+            <w:r>
+              <w:rPr>
+                <w:b/>
+                <w:sz w:val="18"/>
+              </w:rPr>
+              <w:t>Описание</w:t>
+            </w:r>
+          </w:p>
+        </w:tc>
+      </w:tr>
+      <w:tr>
+        <w:tc>
+          <w:tcPr>
+            <w:tcW w:type="dxa" w:w="3118"/>
+          </w:tcPr>
+          <w:p>
+            <w:r>
+              <w:rPr>
+                <w:rFonts w:ascii="Courier New" w:hAnsi="Courier New"/>
+                <w:b w:val="0"/>
+                <w:sz w:val="18"/>
+              </w:rPr>
+              <w:t>400</w:t>
+            </w:r>
+          </w:p>
+        </w:tc>
+        <w:tc>
+          <w:tcPr>
+            <w:tcW w:type="dxa" w:w="3118"/>
+          </w:tcPr>
+          <w:p>
+            <w:r>
+              <w:rPr>
+                <w:rFonts w:ascii="Courier New" w:hAnsi="Courier New"/>
+                <w:b/>
+                <w:sz w:val="18"/>
+              </w:rPr>
+              <w:t>bad_request</w:t>
+            </w:r>
+          </w:p>
+        </w:tc>
+        <w:tc>
+          <w:tcPr>
+            <w:tcW w:type="dxa" w:w="3118"/>
+          </w:tcPr>
+          <w:p>
+            <w:r>
+              <w:rPr>
+                <w:sz w:val="18"/>
+              </w:rPr>
+              <w:t>Некорректный формат UUID</w:t>
+            </w:r>
+          </w:p>
+        </w:tc>
+      </w:tr>
+      <w:tr>
+        <w:tc>
+          <w:tcPr>
+            <w:tcW w:type="dxa" w:w="3118"/>
+          </w:tcPr>
+          <w:p>
+            <w:r>
+              <w:rPr>
+                <w:rFonts w:ascii="Courier New" w:hAnsi="Courier New"/>
+                <w:b w:val="0"/>
+                <w:sz w:val="18"/>
+              </w:rPr>
+              <w:t>401</w:t>
+            </w:r>
+          </w:p>
+        </w:tc>
+        <w:tc>
+          <w:tcPr>
+            <w:tcW w:type="dxa" w:w="3118"/>
+          </w:tcPr>
+          <w:p>
+            <w:r>
+              <w:rPr>
+                <w:rFonts w:ascii="Courier New" w:hAnsi="Courier New"/>
+                <w:b/>
+                <w:sz w:val="18"/>
+              </w:rPr>
+              <w:t>unauthorized</w:t>
+            </w:r>
+          </w:p>
+        </w:tc>
+        <w:tc>
+          <w:tcPr>
+            <w:tcW w:type="dxa" w:w="3118"/>
+          </w:tcPr>
+          <w:p>
+            <w:r>
+              <w:rPr>
+                <w:sz w:val="18"/>
+              </w:rPr>
+              <w:t>Сессия отсутствует или истекла</w:t>
+            </w:r>
+          </w:p>
+        </w:tc>
+      </w:tr>
+      <w:tr>
+        <w:tc>
+          <w:tcPr>
+            <w:tcW w:type="dxa" w:w="3118"/>
+          </w:tcPr>
+          <w:p>
+            <w:r>
+              <w:rPr>
+                <w:rFonts w:ascii="Courier New" w:hAnsi="Courier New"/>
+                <w:b w:val="0"/>
+                <w:sz w:val="18"/>
+              </w:rPr>
+              <w:t>404</w:t>
+            </w:r>
+          </w:p>
+        </w:tc>
+        <w:tc>
+          <w:tcPr>
+            <w:tcW w:type="dxa" w:w="3118"/>
+          </w:tcPr>
+          <w:p>
+            <w:r>
+              <w:rPr>
+                <w:rFonts w:ascii="Courier New" w:hAnsi="Courier New"/>
+                <w:b/>
+                <w:sz w:val="18"/>
+              </w:rPr>
+              <w:t>shop_not_found</w:t>
+            </w:r>
+          </w:p>
+        </w:tc>
+        <w:tc>
+          <w:tcPr>
+            <w:tcW w:type="dxa" w:w="3118"/>
+          </w:tcPr>
+          <w:p>
+            <w:r>
+              <w:rPr>
+                <w:sz w:val="18"/>
+              </w:rPr>
+              <w:t>Магазин не найден</w:t>
+            </w:r>
+          </w:p>
+        </w:tc>
+      </w:tr>
+    </w:tbl>
+    <w:p/>
+    <w:p>
+      <w:pPr>
+        <w:pStyle w:val="ListBullet"/>
+      </w:pPr>
+      <w:r>
+        <w:rPr>
+          <w:sz w:val="18"/>
+        </w:rPr>
+        <w:t>⚑  HTTP 204 No Content при успехе.</w:t>
+      </w:r>
+    </w:p>
+    <w:p>
+      <w:pPr>
+        <w:pStyle w:val="ListBullet"/>
+      </w:pPr>
+      <w:r>
+        <w:rPr>
+          <w:sz w:val="18"/>
+        </w:rPr>
+        <w:t>⚑  Требует заголовок Origin (CSRF).</w:t>
+      </w:r>
+    </w:p>
+    <w:p/>
+    <w:p>
+      <w:r>
+        <w:rPr>
+          <w:sz w:val="14"/>
+        </w:rPr>
+        <w:t>──────────────────────────────────────────────────────────────────────────────────────────</w:t>
+      </w:r>
+    </w:p>
+    <w:p>
+      <w:pPr>
+        <w:spacing w:before="200"/>
+      </w:pPr>
+      <w:r>
+        <w:rPr>
+          <w:b/>
+          <w:color w:val="0052CC"/>
+          <w:sz w:val="24"/>
+        </w:rPr>
+        <w:t xml:space="preserve">POST  </w:t>
+      </w:r>
+      <w:r>
+        <w:rPr>
+          <w:rFonts w:ascii="Courier New" w:hAnsi="Courier New"/>
+          <w:b/>
+          <w:sz w:val="24"/>
+        </w:rPr>
+        <w:t>/api/shops/:id/test</w:t>
+      </w:r>
+    </w:p>
+    <w:p>
+      <w:r>
+        <w:rPr>
+          <w:i/>
+          <w:sz w:val="20"/>
+        </w:rPr>
+        <w:t>Проверка подключения к маркетплейсу</w:t>
+      </w:r>
+    </w:p>
+    <w:tbl>
+      <w:tblPr>
+        <w:tblStyle w:val="TableGrid"/>
+        <w:tblW w:type="auto" w:w="0"/>
+        <w:tblLook w:firstColumn="1" w:firstRow="1" w:lastColumn="0" w:lastRow="0" w:noHBand="0" w:noVBand="1" w:val="04A0"/>
+      </w:tblPr>
+      <w:tblGrid>
+        <w:gridCol w:w="2835"/>
+        <w:gridCol w:w="6236"/>
+      </w:tblGrid>
+      <w:tr>
+        <w:tc>
+          <w:tcPr>
+            <w:tcW w:type="dxa" w:w="2835"/>
+            <w:shd w:val="clear" w:color="auto" w:fill="F3F4F6"/>
+          </w:tcPr>
+          <w:p>
+            <w:r>
+              <w:rPr>
+                <w:b/>
+                <w:sz w:val="18"/>
+              </w:rPr>
+              <w:t>Авторизация</w:t>
+            </w:r>
+          </w:p>
+        </w:tc>
+        <w:tc>
+          <w:tcPr>
+            <w:tcW w:type="dxa" w:w="6236"/>
+          </w:tcPr>
+          <w:p>
+            <w:r>
+              <w:rPr>
+                <w:rFonts w:ascii="Courier New" w:hAnsi="Courier New"/>
+                <w:b w:val="0"/>
+                <w:sz w:val="18"/>
+              </w:rPr>
+              <w:t>Требуется (cookie сессии)</w:t>
+            </w:r>
+          </w:p>
+        </w:tc>
+      </w:tr>
+      <w:tr>
+        <w:tc>
+          <w:tcPr>
+            <w:tcW w:type="dxa" w:w="2835"/>
+            <w:shd w:val="clear" w:color="auto" w:fill="F3F4F6"/>
+          </w:tcPr>
+          <w:p>
+            <w:r>
+              <w:rPr>
+                <w:b/>
+                <w:sz w:val="18"/>
+              </w:rPr>
+              <w:t>CSRF-защита</w:t>
+            </w:r>
+          </w:p>
+        </w:tc>
+        <w:tc>
+          <w:tcPr>
+            <w:tcW w:type="dxa" w:w="6236"/>
+          </w:tcPr>
+          <w:p>
+            <w:r>
+              <w:rPr>
+                <w:rFonts w:ascii="Courier New" w:hAnsi="Courier New"/>
+                <w:b w:val="0"/>
+                <w:sz w:val="18"/>
+              </w:rPr>
+              <w:t>Да (Origin/Referer)</w:t>
+            </w:r>
+          </w:p>
+        </w:tc>
+      </w:tr>
+    </w:tbl>
+    <w:p/>
+    <w:p>
+      <w:r>
+        <w:rPr>
+          <w:sz w:val="18"/>
+        </w:rPr>
+        <w:t>Расшифровывает сохранённые credentials, создаёт клиент маркетплейса и вызывает TestAuth. Обновляет статус магазина: active при успехе, error при ошибке. Результат записывается в таблицу integration_log.</w:t>
+      </w:r>
+    </w:p>
+    <w:p/>
+    <w:tbl>
+      <w:tblPr>
+        <w:tblStyle w:val="TableGrid"/>
+        <w:tblW w:type="auto" w:w="0"/>
+        <w:tblLook w:firstColumn="1" w:firstRow="1" w:lastColumn="0" w:lastRow="0" w:noHBand="0" w:noVBand="1" w:val="04A0"/>
+      </w:tblPr>
+      <w:tblGrid>
+        <w:gridCol w:w="9355"/>
+      </w:tblGrid>
+      <w:tr>
+        <w:tc>
+          <w:tcPr>
+            <w:tcW w:type="dxa" w:w="9355"/>
+            <w:shd w:val="clear" w:color="auto" w:fill="E8EDF5"/>
+          </w:tcPr>
+          <w:p>
+            <w:r>
+              <w:rPr>
+                <w:b/>
+                <w:color w:val="1F3564"/>
+                <w:sz w:val="18"/>
+              </w:rPr>
+              <w:t>Тело запроса (application/json)</w:t>
+            </w:r>
+          </w:p>
+        </w:tc>
+      </w:tr>
+    </w:tbl>
+    <w:p/>
+    <w:tbl>
+      <w:tblPr>
+        <w:tblStyle w:val="TableGrid"/>
+        <w:tblW w:type="auto" w:w="0"/>
+        <w:tblLook w:firstColumn="1" w:firstRow="1" w:lastColumn="0" w:lastRow="0" w:noHBand="0" w:noVBand="1" w:val="04A0"/>
+      </w:tblPr>
+      <w:tblGrid>
+        <w:gridCol w:w="3118"/>
+        <w:gridCol w:w="3118"/>
+        <w:gridCol w:w="3118"/>
+      </w:tblGrid>
+      <w:tr>
+        <w:tc>
+          <w:tcPr>
+            <w:tcW w:type="dxa" w:w="3118"/>
+            <w:shd w:val="clear" w:color="auto" w:fill="D9E2F3"/>
+          </w:tcPr>
+          <w:p>
+            <w:r>
+              <w:rPr>
+                <w:b/>
+                <w:sz w:val="18"/>
+              </w:rPr>
+              <w:t>Поле</w:t>
+            </w:r>
+          </w:p>
+        </w:tc>
+        <w:tc>
+          <w:tcPr>
+            <w:tcW w:type="dxa" w:w="3118"/>
+            <w:shd w:val="clear" w:color="auto" w:fill="D9E2F3"/>
+          </w:tcPr>
+          <w:p>
+            <w:r>
+              <w:rPr>
+                <w:b/>
+                <w:sz w:val="18"/>
+              </w:rPr>
+              <w:t>Тип</w:t>
+            </w:r>
+          </w:p>
+        </w:tc>
+        <w:tc>
+          <w:tcPr>
+            <w:tcW w:type="dxa" w:w="3118"/>
+            <w:shd w:val="clear" w:color="auto" w:fill="D9E2F3"/>
+          </w:tcPr>
+          <w:p>
+            <w:r>
+              <w:rPr>
+                <w:b/>
+                <w:sz w:val="18"/>
+              </w:rPr>
+              <w:t>Описание</w:t>
+            </w:r>
+          </w:p>
+        </w:tc>
+      </w:tr>
+      <w:tr>
+        <w:tc>
+          <w:tcPr>
+            <w:tcW w:type="dxa" w:w="3118"/>
+          </w:tcPr>
+          <w:p>
+            <w:r>
+              <w:rPr>
+                <w:rFonts w:ascii="Courier New" w:hAnsi="Courier New"/>
+                <w:b/>
+                <w:sz w:val="18"/>
+              </w:rPr>
+              <w:t>:id</w:t>
+            </w:r>
+          </w:p>
+        </w:tc>
+        <w:tc>
+          <w:tcPr>
+            <w:tcW w:type="dxa" w:w="3118"/>
+          </w:tcPr>
+          <w:p>
+            <w:r>
+              <w:rPr>
+                <w:rFonts w:ascii="Courier New" w:hAnsi="Courier New"/>
+                <w:b w:val="0"/>
+                <w:sz w:val="18"/>
+              </w:rPr>
+              <w:t>string (UUID, path)</w:t>
+            </w:r>
+          </w:p>
+        </w:tc>
+        <w:tc>
+          <w:tcPr>
+            <w:tcW w:type="dxa" w:w="3118"/>
+          </w:tcPr>
+          <w:p>
+            <w:r>
+              <w:rPr>
+                <w:sz w:val="18"/>
+              </w:rPr>
+              <w:t>Идентификатор магазина</w:t>
+            </w:r>
+          </w:p>
+        </w:tc>
+      </w:tr>
+    </w:tbl>
+    <w:p/>
+    <w:tbl>
+      <w:tblPr>
+        <w:tblStyle w:val="TableGrid"/>
+        <w:tblW w:type="auto" w:w="0"/>
+        <w:tblLook w:firstColumn="1" w:firstRow="1" w:lastColumn="0" w:lastRow="0" w:noHBand="0" w:noVBand="1" w:val="04A0"/>
+      </w:tblPr>
+      <w:tblGrid>
+        <w:gridCol w:w="9355"/>
+      </w:tblGrid>
+      <w:tr>
+        <w:tc>
+          <w:tcPr>
+            <w:tcW w:type="dxa" w:w="9355"/>
+            <w:shd w:val="clear" w:color="auto" w:fill="E8EDF5"/>
+          </w:tcPr>
+          <w:p>
+            <w:r>
+              <w:rPr>
+                <w:b/>
+                <w:color w:val="1F3564"/>
+                <w:sz w:val="18"/>
+              </w:rPr>
+              <w:t>Тело ответа (application/json)</w:t>
+            </w:r>
+          </w:p>
+        </w:tc>
+      </w:tr>
+    </w:tbl>
+    <w:p/>
+    <w:tbl>
+      <w:tblPr>
+        <w:tblStyle w:val="TableGrid"/>
+        <w:tblW w:type="auto" w:w="0"/>
+        <w:tblLook w:firstColumn="1" w:firstRow="1" w:lastColumn="0" w:lastRow="0" w:noHBand="0" w:noVBand="1" w:val="04A0"/>
+      </w:tblPr>
+      <w:tblGrid>
+        <w:gridCol w:w="3118"/>
+        <w:gridCol w:w="3118"/>
+        <w:gridCol w:w="3118"/>
+      </w:tblGrid>
+      <w:tr>
+        <w:tc>
+          <w:tcPr>
+            <w:tcW w:type="dxa" w:w="3118"/>
+            <w:shd w:val="clear" w:color="auto" w:fill="D9E2F3"/>
+          </w:tcPr>
+          <w:p>
+            <w:r>
+              <w:rPr>
+                <w:b/>
+                <w:sz w:val="18"/>
+              </w:rPr>
+              <w:t>Поле</w:t>
+            </w:r>
+          </w:p>
+        </w:tc>
+        <w:tc>
+          <w:tcPr>
+            <w:tcW w:type="dxa" w:w="3118"/>
+            <w:shd w:val="clear" w:color="auto" w:fill="D9E2F3"/>
+          </w:tcPr>
+          <w:p>
+            <w:r>
+              <w:rPr>
+                <w:b/>
+                <w:sz w:val="18"/>
+              </w:rPr>
+              <w:t>Тип</w:t>
+            </w:r>
+          </w:p>
+        </w:tc>
+        <w:tc>
+          <w:tcPr>
+            <w:tcW w:type="dxa" w:w="3118"/>
+            <w:shd w:val="clear" w:color="auto" w:fill="D9E2F3"/>
+          </w:tcPr>
+          <w:p>
+            <w:r>
+              <w:rPr>
+                <w:b/>
+                <w:sz w:val="18"/>
+              </w:rPr>
+              <w:t>Описание</w:t>
+            </w:r>
+          </w:p>
+        </w:tc>
+      </w:tr>
+      <w:tr>
+        <w:tc>
+          <w:tcPr>
+            <w:tcW w:type="dxa" w:w="3118"/>
+          </w:tcPr>
+          <w:p>
+            <w:r>
+              <w:rPr>
+                <w:rFonts w:ascii="Courier New" w:hAnsi="Courier New"/>
+                <w:b/>
+                <w:sz w:val="18"/>
+              </w:rPr>
+              <w:t>status</w:t>
+            </w:r>
+          </w:p>
+        </w:tc>
+        <w:tc>
+          <w:tcPr>
+            <w:tcW w:type="dxa" w:w="3118"/>
+          </w:tcPr>
+          <w:p>
+            <w:r>
+              <w:rPr>
+                <w:rFonts w:ascii="Courier New" w:hAnsi="Courier New"/>
+                <w:b w:val="0"/>
+                <w:sz w:val="18"/>
+              </w:rPr>
+              <w:t>string</w:t>
+            </w:r>
+          </w:p>
+        </w:tc>
+        <w:tc>
+          <w:tcPr>
+            <w:tcW w:type="dxa" w:w="3118"/>
+          </w:tcPr>
+          <w:p>
+            <w:r>
+              <w:rPr>
+                <w:sz w:val="18"/>
+              </w:rPr>
+              <w:t>active — подключение успешно</w:t>
+            </w:r>
+          </w:p>
+        </w:tc>
+      </w:tr>
+    </w:tbl>
+    <w:p/>
+    <w:tbl>
+      <w:tblPr>
+        <w:tblStyle w:val="TableGrid"/>
+        <w:tblW w:type="auto" w:w="0"/>
+        <w:tblLook w:firstColumn="1" w:firstRow="1" w:lastColumn="0" w:lastRow="0" w:noHBand="0" w:noVBand="1" w:val="04A0"/>
+      </w:tblPr>
+      <w:tblGrid>
+        <w:gridCol w:w="9355"/>
+      </w:tblGrid>
+      <w:tr>
+        <w:tc>
+          <w:tcPr>
+            <w:tcW w:type="dxa" w:w="9355"/>
+            <w:shd w:val="clear" w:color="auto" w:fill="E8EDF5"/>
+          </w:tcPr>
+          <w:p>
+            <w:r>
+              <w:rPr>
+                <w:b/>
+                <w:color w:val="1F3564"/>
+                <w:sz w:val="18"/>
+              </w:rPr>
+              <w:t>Коды ошибок</w:t>
+            </w:r>
+          </w:p>
+        </w:tc>
+      </w:tr>
+    </w:tbl>
+    <w:p/>
+    <w:tbl>
+      <w:tblPr>
+        <w:tblStyle w:val="TableGrid"/>
+        <w:tblW w:type="auto" w:w="0"/>
+        <w:tblLook w:firstColumn="1" w:firstRow="1" w:lastColumn="0" w:lastRow="0" w:noHBand="0" w:noVBand="1" w:val="04A0"/>
+      </w:tblPr>
+      <w:tblGrid>
+        <w:gridCol w:w="3118"/>
+        <w:gridCol w:w="3118"/>
+        <w:gridCol w:w="3118"/>
+      </w:tblGrid>
+      <w:tr>
+        <w:tc>
+          <w:tcPr>
+            <w:tcW w:type="dxa" w:w="3118"/>
+            <w:shd w:val="clear" w:color="auto" w:fill="D9E2F3"/>
+          </w:tcPr>
+          <w:p>
+            <w:r>
+              <w:rPr>
+                <w:b/>
+                <w:sz w:val="18"/>
+              </w:rPr>
+              <w:t>HTTP</w:t>
+            </w:r>
+          </w:p>
+        </w:tc>
+        <w:tc>
+          <w:tcPr>
+            <w:tcW w:type="dxa" w:w="3118"/>
+            <w:shd w:val="clear" w:color="auto" w:fill="D9E2F3"/>
+          </w:tcPr>
+          <w:p>
+            <w:r>
+              <w:rPr>
+                <w:b/>
+                <w:sz w:val="18"/>
+              </w:rPr>
+              <w:t>code</w:t>
+            </w:r>
+          </w:p>
+        </w:tc>
+        <w:tc>
+          <w:tcPr>
+            <w:tcW w:type="dxa" w:w="3118"/>
+            <w:shd w:val="clear" w:color="auto" w:fill="D9E2F3"/>
+          </w:tcPr>
+          <w:p>
+            <w:r>
+              <w:rPr>
+                <w:b/>
+                <w:sz w:val="18"/>
+              </w:rPr>
+              <w:t>Описание</w:t>
+            </w:r>
+          </w:p>
+        </w:tc>
+      </w:tr>
+      <w:tr>
+        <w:tc>
+          <w:tcPr>
+            <w:tcW w:type="dxa" w:w="3118"/>
+          </w:tcPr>
+          <w:p>
+            <w:r>
+              <w:rPr>
+                <w:rFonts w:ascii="Courier New" w:hAnsi="Courier New"/>
+                <w:b w:val="0"/>
+                <w:sz w:val="18"/>
+              </w:rPr>
+              <w:t>400</w:t>
+            </w:r>
+          </w:p>
+        </w:tc>
+        <w:tc>
+          <w:tcPr>
+            <w:tcW w:type="dxa" w:w="3118"/>
+          </w:tcPr>
+          <w:p>
+            <w:r>
+              <w:rPr>
+                <w:rFonts w:ascii="Courier New" w:hAnsi="Courier New"/>
+                <w:b/>
+                <w:sz w:val="18"/>
+              </w:rPr>
+              <w:t>bad_request</w:t>
+            </w:r>
+          </w:p>
+        </w:tc>
+        <w:tc>
+          <w:tcPr>
+            <w:tcW w:type="dxa" w:w="3118"/>
+          </w:tcPr>
+          <w:p>
+            <w:r>
+              <w:rPr>
+                <w:sz w:val="18"/>
+              </w:rPr>
+              <w:t>Некорректный формат UUID</w:t>
+            </w:r>
+          </w:p>
+        </w:tc>
+      </w:tr>
+      <w:tr>
+        <w:tc>
+          <w:tcPr>
+            <w:tcW w:type="dxa" w:w="3118"/>
+          </w:tcPr>
+          <w:p>
+            <w:r>
+              <w:rPr>
+                <w:rFonts w:ascii="Courier New" w:hAnsi="Courier New"/>
+                <w:b w:val="0"/>
+                <w:sz w:val="18"/>
+              </w:rPr>
+              <w:t>401</w:t>
+            </w:r>
+          </w:p>
+        </w:tc>
+        <w:tc>
+          <w:tcPr>
+            <w:tcW w:type="dxa" w:w="3118"/>
+          </w:tcPr>
+          <w:p>
+            <w:r>
+              <w:rPr>
+                <w:rFonts w:ascii="Courier New" w:hAnsi="Courier New"/>
+                <w:b/>
+                <w:sz w:val="18"/>
+              </w:rPr>
+              <w:t>unauthorized</w:t>
+            </w:r>
+          </w:p>
+        </w:tc>
+        <w:tc>
+          <w:tcPr>
+            <w:tcW w:type="dxa" w:w="3118"/>
+          </w:tcPr>
+          <w:p>
+            <w:r>
+              <w:rPr>
+                <w:sz w:val="18"/>
+              </w:rPr>
+              <w:t>Сессия отсутствует или истекла</w:t>
+            </w:r>
+          </w:p>
+        </w:tc>
+      </w:tr>
+      <w:tr>
+        <w:tc>
+          <w:tcPr>
+            <w:tcW w:type="dxa" w:w="3118"/>
+          </w:tcPr>
+          <w:p>
+            <w:r>
+              <w:rPr>
+                <w:rFonts w:ascii="Courier New" w:hAnsi="Courier New"/>
+                <w:b w:val="0"/>
+                <w:sz w:val="18"/>
+              </w:rPr>
+              <w:t>404</w:t>
+            </w:r>
+          </w:p>
+        </w:tc>
+        <w:tc>
+          <w:tcPr>
+            <w:tcW w:type="dxa" w:w="3118"/>
+          </w:tcPr>
+          <w:p>
+            <w:r>
+              <w:rPr>
+                <w:rFonts w:ascii="Courier New" w:hAnsi="Courier New"/>
+                <w:b/>
+                <w:sz w:val="18"/>
+              </w:rPr>
+              <w:t>shop_not_found</w:t>
+            </w:r>
+          </w:p>
+        </w:tc>
+        <w:tc>
+          <w:tcPr>
+            <w:tcW w:type="dxa" w:w="3118"/>
+          </w:tcPr>
+          <w:p>
+            <w:r>
+              <w:rPr>
+                <w:sz w:val="18"/>
+              </w:rPr>
+              <w:t>Магазин не найден</w:t>
+            </w:r>
+          </w:p>
+        </w:tc>
+      </w:tr>
+      <w:tr>
+        <w:tc>
+          <w:tcPr>
+            <w:tcW w:type="dxa" w:w="3118"/>
+          </w:tcPr>
+          <w:p>
+            <w:r>
+              <w:rPr>
+                <w:rFonts w:ascii="Courier New" w:hAnsi="Courier New"/>
+                <w:b w:val="0"/>
+                <w:sz w:val="18"/>
+              </w:rPr>
+              <w:t>422</w:t>
+            </w:r>
+          </w:p>
+        </w:tc>
+        <w:tc>
+          <w:tcPr>
+            <w:tcW w:type="dxa" w:w="3118"/>
+          </w:tcPr>
+          <w:p>
+            <w:r>
+              <w:rPr>
+                <w:rFonts w:ascii="Courier New" w:hAnsi="Courier New"/>
+                <w:b/>
+                <w:sz w:val="18"/>
+              </w:rPr>
+              <w:t>auth_failed</w:t>
+            </w:r>
+          </w:p>
+        </w:tc>
+        <w:tc>
+          <w:tcPr>
+            <w:tcW w:type="dxa" w:w="3118"/>
+          </w:tcPr>
+          <w:p>
+            <w:r>
+              <w:rPr>
+                <w:sz w:val="18"/>
+              </w:rPr>
+              <w:t>Маркетплейс отклонил API-ключ (статус магазина → error)</w:t>
+            </w:r>
+          </w:p>
+        </w:tc>
+      </w:tr>
+      <w:tr>
+        <w:tc>
+          <w:tcPr>
+            <w:tcW w:type="dxa" w:w="3118"/>
+          </w:tcPr>
+          <w:p>
+            <w:r>
+              <w:rPr>
+                <w:rFonts w:ascii="Courier New" w:hAnsi="Courier New"/>
+                <w:b w:val="0"/>
+                <w:sz w:val="18"/>
+              </w:rPr>
+              <w:t>500</w:t>
+            </w:r>
+          </w:p>
+        </w:tc>
+        <w:tc>
+          <w:tcPr>
+            <w:tcW w:type="dxa" w:w="3118"/>
+          </w:tcPr>
+          <w:p>
+            <w:r>
+              <w:rPr>
+                <w:rFonts w:ascii="Courier New" w:hAnsi="Courier New"/>
+                <w:b/>
+                <w:sz w:val="18"/>
+              </w:rPr>
+              <w:t>internal_error</w:t>
+            </w:r>
+          </w:p>
+        </w:tc>
+        <w:tc>
+          <w:tcPr>
+            <w:tcW w:type="dxa" w:w="3118"/>
+          </w:tcPr>
+          <w:p>
+            <w:r>
+              <w:rPr>
+                <w:sz w:val="18"/>
+              </w:rPr>
+              <w:t>Внутренняя ошибка сервера</w:t>
+            </w:r>
+          </w:p>
+        </w:tc>
+      </w:tr>
+    </w:tbl>
+    <w:p/>
+    <w:p>
+      <w:pPr>
+        <w:pStyle w:val="ListBullet"/>
+      </w:pPr>
+      <w:r>
+        <w:rPr>
+          <w:sz w:val="18"/>
+        </w:rPr>
+        <w:t>⚑  Требует заголовок Origin (CSRF).</w:t>
+      </w:r>
+    </w:p>
+    <w:p>
+      <w:pPr>
+        <w:pStyle w:val="ListBullet"/>
+      </w:pPr>
+      <w:r>
+        <w:rPr>
+          <w:sz w:val="18"/>
+        </w:rPr>
+        <w:t>⚑  Каждый вызов создаёт запись в integration_log.</w:t>
+      </w:r>
+    </w:p>
+    <w:p/>
+    <w:p>
+      <w:r>
+        <w:rPr>
+          <w:sz w:val="14"/>
+        </w:rPr>
+        <w:t>──────────────────────────────────────────────────────────────────────────────────────────</w:t>
+      </w:r>
+    </w:p>
+    <w:p>
+      <w:pPr>
+        <w:pStyle w:val="Heading1"/>
+      </w:pPr>
+      <w:r>
+        <w:rPr>
+          <w:color w:val="1F3564"/>
+          <w:sz w:val="32"/>
+        </w:rPr>
+        <w:t>4. Планируемые эндпоинты (в разработке)</w:t>
       </w:r>
     </w:p>
     <w:p>
@@ -4709,49 +9670,6 @@
               <w:rPr>
                 <w:sz w:val="18"/>
               </w:rPr>
-              <w:t>Этап 2 — Магазины</w:t>
-            </w:r>
-          </w:p>
-        </w:tc>
-        <w:tc>
-          <w:tcPr>
-            <w:tcW w:type="dxa" w:w="3118"/>
-          </w:tcPr>
-          <w:p>
-            <w:r>
-              <w:rPr>
-                <w:rFonts w:ascii="Courier New" w:hAnsi="Courier New"/>
-                <w:b w:val="0"/>
-                <w:sz w:val="18"/>
-              </w:rPr>
-              <w:t>/api/shops</w:t>
-            </w:r>
-          </w:p>
-        </w:tc>
-        <w:tc>
-          <w:tcPr>
-            <w:tcW w:type="dxa" w:w="3118"/>
-          </w:tcPr>
-          <w:p>
-            <w:r>
-              <w:rPr>
-                <w:sz w:val="18"/>
-              </w:rPr>
-              <w:t>CRUD магазинов, тест подключения к WB/Ozon</w:t>
-            </w:r>
-          </w:p>
-        </w:tc>
-      </w:tr>
-      <w:tr>
-        <w:tc>
-          <w:tcPr>
-            <w:tcW w:type="dxa" w:w="3118"/>
-          </w:tcPr>
-          <w:p>
-            <w:r>
-              <w:rPr>
-                <w:sz w:val="18"/>
-              </w:rPr>
               <w:t>Этап 3 — Каталог SKU</w:t>
             </w:r>
           </w:p>
@@ -5008,7 +9926,7 @@
           <w:color w:val="888888"/>
           <w:sz w:val="16"/>
         </w:rPr>
-        <w:t>Документ сгенерирован автоматически из исходного кода · 01.05.2026 14:55</w:t>
+        <w:t>Документ сгенерирован автоматически из исходного кода · 01.05.2026 15:24</w:t>
       </w:r>
     </w:p>
     <w:sectPr>
